--- a/Stjernekort/testdata/dvr/06. Bilag 01_Tidsplan.docx
+++ b/Stjernekort/testdata/dvr/06. Bilag 01_Tidsplan.docx
@@ -126,7 +126,7 @@
                 <v:stroke joinstyle="miter"/>
                 <v:path gradientshapeok="t" o:connecttype="rect"/>
               </v:shapetype>
-              <v:shape id="Coverpage_ImageText" o:spid="_x0000_s1026" type="#_x0000_t202" style="position:absolute;margin-left:-28.65pt;margin-top:71.25pt;width:482.15pt;height:204.75pt;z-index:251658240;visibility:visible;mso-wrap-style:square;mso-width-percent:0;mso-height-percent:0;mso-wrap-distance-left:9pt;mso-wrap-distance-top:0;mso-wrap-distance-right:9pt;mso-wrap-distance-bottom:0;mso-position-horizontal:absolute;mso-position-horizontal-relative:margin;mso-position-vertical:absolute;mso-position-vertical-relative:page;mso-width-percent:0;mso-height-percent:0;mso-width-relative:margin;mso-height-relative:margin;v-text-anchor:top" o:gfxdata="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" stroked="f" strokeweight=".5pt">
+              <v:shape id="Coverpage_ImageText" o:spid="_x0000_s1026" type="#_x0000_t202" style="position:absolute;margin-left:-28.65pt;margin-top:71.25pt;width:482.15pt;height:204.75pt;z-index:251658240;visibility:visible;mso-wrap-style:square;mso-width-percent:0;mso-height-percent:0;mso-wrap-distance-left:9pt;mso-wrap-distance-top:0;mso-wrap-distance-right:9pt;mso-wrap-distance-bottom:0;mso-position-horizontal:absolute;mso-position-horizontal-relative:margin;mso-position-vertical:absolute;mso-position-vertical-relative:page;mso-width-percent:0;mso-height-percent:0;mso-width-relative:margin;mso-height-relative:margin;v-text-anchor:top" o:gfxdata="UEsDBBQABgAIAAAAIQC2gziS/gAAAOEBAAATAAAAW0NvbnRlbnRfVHlwZXNdLnhtbJSRQU7DMBBF 90jcwfIWJU67QAgl6YK0S0CoHGBkTxKLZGx5TGhvj5O2G0SRWNoz/78nu9wcxkFMGNg6quQqL6RA 0s5Y6ir5vt9lD1JwBDIwOMJKHpHlpr69KfdHjyxSmriSfYz+USnWPY7AufNIadK6MEJMx9ApD/oD OlTrorhX2lFEilmcO2RdNtjC5xDF9pCuTyYBB5bi6bQ4syoJ3g9WQ0ymaiLzg5KdCXlKLjvcW893 SUOqXwnz5DrgnHtJTxOsQfEKIT7DmDSUCaxw7Rqn8787ZsmRM9e2VmPeBN4uqYvTtW7jvijg9N/y JsXecLq0q+WD6m8AAAD//wMAUEsDBBQABgAIAAAAIQA4/SH/1gAAAJQBAAALAAAAX3JlbHMvLnJl bHOkkMFqwzAMhu+DvYPRfXGawxijTi+j0GvpHsDYimMaW0Yy2fr2M4PBMnrbUb/Q94l/f/hMi1qR JVI2sOt6UJgd+ZiDgffL8ekFlFSbvV0oo4EbChzGx4f9GRdb25HMsYhqlCwG5lrLq9biZkxWOiqY 22YiTra2kYMu1l1tQD30/bPm3wwYN0x18gb45AdQl1tp5j/sFB2T0FQ7R0nTNEV3j6o9feQzro1i OWA14Fm+Q8a1a8+Bvu/d/dMb2JY5uiPbhG/ktn4cqGU/er3pcvwCAAD//wMAUEsDBBQABgAIAAAA IQBEhnxnbwIAAFcFAAAOAAAAZHJzL2Uyb0RvYy54bWysVEtv2zAMvg/YfxB0X50HGgxBnSJrkWFA 0RZLh54VWUqEyaJGKbGzXz9KtpOu26XDclBo8ePrI6mr67a27KAwGHAlH1+MOFNOQmXctuTfnlYf PnIWonCVsOBUyY8q8OvF+3dXjZ+rCezAVgoZOXFh3viS72L086IIcqdqES7AK0dKDViLSJ+4LSoU DXmvbTEZjWZFA1h5BKlCoNvbTskX2b/WSsYHrYOKzJaccov5xHxu0lksrsR8i8LvjOzTEP+QRS2M o6AnV7ciCrZH84er2kiEADpeSKgL0NpIlWugasajV9Wsd8KrXAuRE/yJpvD/3Mr7w9o/IovtJ2ip gYmQxod5oMtUT6uxTv+UKSM9UXg80abayCRdzsaT6WxEKkm6CUnTyWXyU5zNPYb4WUHNklBypL5k usThLsQOOkBStADWVCtjbf7A7ebGIjsI6uEq/3rvv8GsYw3lMr0cZc8Okn3n2rrkR+Vx6OOda8xS PFqVMNZ9VZqZKpeag6dBVKfwQkrlYmaJqsvohNIU6i2GPf6c1VuMuzrIIkcGF0/GtXGAufq8P+e0 q+9DyrrDU3Ne1J3E2G7avvcbqI40EgjdtgQvV4badidCfBRI60GtppWPD3RoC8Q69BJnO8Cff7tP eJpa0nLW0LqVPPzYC1Sc2S+O5jnt5iDgIGwGwe3rG6Duj+kx8TKLZIDRDqJGqJ/pJVimKKQSTlKs ksdBvInd0tNLItVymUG0gV7EO7f2MrlOdKYhfGqfBfp+UiMN+T0Miyjmrwa2wyZLB8t9BG3yNCdC OxZ7oml78z70L016Hl5+Z9T5PVz8AgAA//8DAFBLAwQUAAYACAAAACEAhPDRUd4AAAALAQAADwAA AGRycy9kb3ducmV2LnhtbEyPQU7DMBBF90jcwRokdq1NIARCnAoBPQApC5ZuPE1C43Eau21ye4YV XY7+05/3i9XkenHCMXSeNNwtFQik2tuOGg1fm/XiCUSIhqzpPaGGGQOsyuurwuTWn+kTT1VsBJdQ yI2GNsYhlzLULToTln5A4mznR2cin2Mj7WjOXO56mSj1KJ3piD+0ZsC3Fut9dXQabJYc6riv5upn vaPD/LFphu93rW9vptcXEBGn+A/Dnz6rQ8lOW38kG0SvYZFm94xy8JCkIJh4Vhmv22pI00SBLAt5 uaH8BQAA//8DAFBLAQItABQABgAIAAAAIQC2gziS/gAAAOEBAAATAAAAAAAAAAAAAAAAAAAAAABb Q29udGVudF9UeXBlc10ueG1sUEsBAi0AFAAGAAgAAAAhADj9If/WAAAAlAEAAAsAAAAAAAAAAAAA AAAALwEAAF9yZWxzLy5yZWxzUEsBAi0AFAAGAAgAAAAhAESGfGdvAgAAVwUAAA4AAAAAAAAAAAAA AAAALgIAAGRycy9lMm9Eb2MueG1sUEsBAi0AFAAGAAgAAAAhAITw0VHeAAAACwEAAA8AAAAAAAAA AAAAAAAAyQQAAGRycy9kb3ducmV2LnhtbFBLBQYAAAAABAAEAPMAAADUBQAAAAA= " stroked="f" strokeweight=".5pt">
                 <v:textbox inset="0,0,0,0">
                   <w:txbxContent>
                     <w:tbl>
@@ -282,8 +282,6 @@
                                   </w:pPr>
                                   <w:r>
                                     <w:fldChar w:fldCharType="begin"/>
-                                  </w:r>
-                                  <w:r>
                                     <w:instrText xml:space="preserve"> MACROBUTTON NoName [</w:instrText>
                                   </w:r>
                                   <w:bookmarkStart w:id="1" w:name="LAN_Text_12"/>
@@ -293,8 +291,6 @@
                                   <w:bookmarkEnd w:id="1"/>
                                   <w:r>
                                     <w:instrText>]</w:instrText>
-                                  </w:r>
-                                  <w:r>
                                     <w:fldChar w:fldCharType="end"/>
                                   </w:r>
                                 </w:p>
@@ -319,8 +315,6 @@
                                   </w:pPr>
                                   <w:r>
                                     <w:fldChar w:fldCharType="begin"/>
-                                  </w:r>
-                                  <w:r>
                                     <w:instrText xml:space="preserve"> MACROBUTTON NoName [</w:instrText>
                                   </w:r>
                                   <w:bookmarkStart w:id="3" w:name="LAN_Text_13"/>
@@ -330,8 +324,6 @@
                                   <w:bookmarkEnd w:id="3"/>
                                   <w:r>
                                     <w:instrText>]</w:instrText>
-                                  </w:r>
-                                  <w:r>
                                     <w:fldChar w:fldCharType="end"/>
                                   </w:r>
                                 </w:p>
@@ -356,8 +348,6 @@
                                   </w:pPr>
                                   <w:r>
                                     <w:fldChar w:fldCharType="begin"/>
-                                  </w:r>
-                                  <w:r>
                                     <w:instrText xml:space="preserve"> MACROBUTTON NoName [</w:instrText>
                                   </w:r>
                                   <w:bookmarkStart w:id="5" w:name="LAN_MonthYear_1"/>
@@ -367,8 +357,6 @@
                                   <w:bookmarkEnd w:id="5"/>
                                   <w:r>
                                     <w:instrText>]</w:instrText>
-                                  </w:r>
-                                  <w:r>
                                     <w:fldChar w:fldCharType="end"/>
                                   </w:r>
                                 </w:p>
@@ -383,8 +371,6 @@
                                   </w:pPr>
                                   <w:r>
                                     <w:fldChar w:fldCharType="begin"/>
-                                  </w:r>
-                                  <w:r>
                                     <w:instrText xml:space="preserve"> MACROBUTTON NoName [</w:instrText>
                                   </w:r>
                                   <w:bookmarkStart w:id="6" w:name="LAN_Optional"/>
@@ -415,8 +401,6 @@
                                   <w:bookmarkEnd w:id="7"/>
                                   <w:r>
                                     <w:instrText>]</w:instrText>
-                                  </w:r>
-                                  <w:r>
                                     <w:fldChar w:fldCharType="end"/>
                                   </w:r>
                                 </w:p>
@@ -426,8 +410,6 @@
                                   </w:pPr>
                                   <w:r>
                                     <w:fldChar w:fldCharType="begin"/>
-                                  </w:r>
-                                  <w:r>
                                     <w:instrText xml:space="preserve"> MACROBUTTON NoName [</w:instrText>
                                   </w:r>
                                   <w:bookmarkStart w:id="8" w:name="LAN_Text_14"/>
@@ -456,8 +438,6 @@
                                   <w:bookmarkEnd w:id="9"/>
                                   <w:r>
                                     <w:instrText>]</w:instrText>
-                                  </w:r>
-                                  <w:r>
                                     <w:fldChar w:fldCharType="end"/>
                                   </w:r>
                                 </w:p>
@@ -472,8 +452,6 @@
                                   </w:pPr>
                                   <w:r>
                                     <w:fldChar w:fldCharType="begin"/>
-                                  </w:r>
-                                  <w:r>
                                     <w:instrText xml:space="preserve"> MACROBUTTON NoName [</w:instrText>
                                   </w:r>
                                   <w:bookmarkStart w:id="10" w:name="LAN_Optional_1"/>
@@ -502,8 +480,6 @@
                                   <w:bookmarkEnd w:id="11"/>
                                   <w:r>
                                     <w:instrText>]</w:instrText>
-                                  </w:r>
-                                  <w:r>
                                     <w:fldChar w:fldCharType="end"/>
                                   </w:r>
                                 </w:p>
@@ -513,8 +489,6 @@
                                   </w:pPr>
                                   <w:r>
                                     <w:fldChar w:fldCharType="begin"/>
-                                  </w:r>
-                                  <w:r>
                                     <w:instrText xml:space="preserve"> MACROBUTTON NoName [</w:instrText>
                                   </w:r>
                                   <w:bookmarkStart w:id="12" w:name="LAN_Text_15"/>
@@ -543,8 +517,6 @@
                                   <w:bookmarkEnd w:id="13"/>
                                   <w:r>
                                     <w:instrText>]</w:instrText>
-                                  </w:r>
-                                  <w:r>
                                     <w:fldChar w:fldCharType="end"/>
                                   </w:r>
                                 </w:p>
@@ -644,7 +616,7 @@
           </mc:Choice>
           <mc:Fallback>
             <w:pict>
-              <v:shape w14:anchorId="2F98E4F3" id="Coverpage_TextOnly" o:spid="_x0000_s1027" type="#_x0000_t202" style="position:absolute;margin-left:-28.35pt;margin-top:70.9pt;width:482.15pt;height:687.7pt;z-index:251658241;visibility:hidden;mso-wrap-style:square;mso-width-percent:0;mso-height-percent:0;mso-wrap-distance-left:9pt;mso-wrap-distance-top:0;mso-wrap-distance-right:9pt;mso-wrap-distance-bottom:0;mso-position-horizontal:absolute;mso-position-horizontal-relative:margin;mso-position-vertical:absolute;mso-position-vertical-relative:page;mso-width-percent:0;mso-height-percent:0;mso-width-relative:margin;mso-height-relative:margin;v-text-anchor:top" o:gfxdata="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" stroked="f" strokeweight=".5pt">
+              <v:shape w14:anchorId="2F98E4F3" id="Coverpage_TextOnly" o:spid="_x0000_s1027" type="#_x0000_t202" style="position:absolute;margin-left:-28.35pt;margin-top:70.9pt;width:482.15pt;height:687.7pt;z-index:251658241;visibility:hidden;mso-wrap-style:square;mso-width-percent:0;mso-height-percent:0;mso-wrap-distance-left:9pt;mso-wrap-distance-top:0;mso-wrap-distance-right:9pt;mso-wrap-distance-bottom:0;mso-position-horizontal:absolute;mso-position-horizontal-relative:margin;mso-position-vertical:absolute;mso-position-vertical-relative:page;mso-width-percent:0;mso-height-percent:0;mso-width-relative:margin;mso-height-relative:margin;v-text-anchor:top" o:gfxdata="UEsDBBQABgAIAAAAIQC2gziS/gAAAOEBAAATAAAAW0NvbnRlbnRfVHlwZXNdLnhtbJSRQU7DMBBF 90jcwfIWJU67QAgl6YK0S0CoHGBkTxKLZGx5TGhvj5O2G0SRWNoz/78nu9wcxkFMGNg6quQqL6RA 0s5Y6ir5vt9lD1JwBDIwOMJKHpHlpr69KfdHjyxSmriSfYz+USnWPY7AufNIadK6MEJMx9ApD/oD OlTrorhX2lFEilmcO2RdNtjC5xDF9pCuTyYBB5bi6bQ4syoJ3g9WQ0ymaiLzg5KdCXlKLjvcW893 SUOqXwnz5DrgnHtJTxOsQfEKIT7DmDSUCaxw7Rqn8787ZsmRM9e2VmPeBN4uqYvTtW7jvijg9N/y JsXecLq0q+WD6m8AAAD//wMAUEsDBBQABgAIAAAAIQA4/SH/1gAAAJQBAAALAAAAX3JlbHMvLnJl bHOkkMFqwzAMhu+DvYPRfXGawxijTi+j0GvpHsDYimMaW0Yy2fr2M4PBMnrbUb/Q94l/f/hMi1qR JVI2sOt6UJgd+ZiDgffL8ekFlFSbvV0oo4EbChzGx4f9GRdb25HMsYhqlCwG5lrLq9biZkxWOiqY 22YiTra2kYMu1l1tQD30/bPm3wwYN0x18gb45AdQl1tp5j/sFB2T0FQ7R0nTNEV3j6o9feQzro1i OWA14Fm+Q8a1a8+Bvu/d/dMb2JY5uiPbhG/ktn4cqGU/er3pcvwCAAD//wMAUEsDBBQABgAIAAAA IQBGxbK8cgIAAF4FAAAOAAAAZHJzL2Uyb0RvYy54bWysVN9v2yAQfp+0/wHxvjpJta6K6lRZqkyT qrZqOvWZYEjQMMcOEjv763dgO+m6vXSaH/DBffeT77i6bmvL9gqDAVfy8dmIM+UkVMZtSv7tafnh krMQhauEBadKflCBX8/ev7tq/FRNYAu2UsjIiQvTxpd8G6OfFkWQW1WLcAZeOVJqwFpE2uKmqFA0 5L22xWQ0uigawMojSBUCnd50Sj7L/rVWMt5rHVRktuSUW8wr5nWd1mJ2JaYbFH5rZJ+G+IcsamEc BT26uhFRsB2aP1zVRiIE0PFMQl2A1kaqXANVMx69qma1FV7lWqg5wR/bFP6fW3m3X/kHZLH9DC1d YGpI48M00GGqp9VYpz9lykhPLTwc26bayCQdXown5xcjUknSXX46zxvyU5zMPYb4RUHNklBypHvJ 7RL72xA76ABJ0QJYUy2NtXmDm/XCItsLusNl/lKW5P03mHWsoVzOP46yZwfJvsNZl/yoTIc+3qnG LMWDVQlj3aPSzFS51Bw8EVEdwwsplYu5SxQ/oxNKU6i3GPb4U1ZvMe7qIIscGVw8GtfGAebq8/yc 0q6+DynrDk/te1F3EmO7bqnwFxRYQ3UgZiB0QxO8XBq6vVsR4oNAmhK6cZr8eE+LtkDNh17ibAv4 82/nCU/kJS1nDU1dycOPnUDFmf3qiNZpRAcBB2E9CG5XL4BIMKY3xcsskgFGO4gaoX6mB2GeopBK OEmxSh4HcRG72acHRar5PINoEL2It27lZXKdupq4+NQ+C/Q9YSNx/Q6GeRTTV7ztsMnSwXwXQZtM 6tTXrot9v2mIM3H7Bye9Ei/3GXV6Fme/AAAA//8DAFBLAwQUAAYACAAAACEA88se5uAAAAAMAQAA DwAAAGRycy9kb3ducmV2LnhtbEyPQU+DQBCF7yb+h82YeDHtArGgyNIYk3q3No3HgR2Byu4SdgvU X+940uO89+XNe8V2Mb2YaPSdswridQSCbO10ZxsFh/fd6gGED2g19s6Sggt52JbXVwXm2s32jaZ9 aASHWJ+jgjaEIZfS1y0Z9Gs3kGXv040GA59jI/WIM4ebXiZRlEqDneUPLQ700lL9tT8bBdWUHJed /v54NcvxhJeO5tPhTqnbm+X5CUSgJfzB8Fufq0PJnSp3ttqLXsFqk2aMsnEf8wYmHqMsBVGxsomz BGRZyP8jyh8AAAD//wMAUEsBAi0AFAAGAAgAAAAhALaDOJL+AAAA4QEAABMAAAAAAAAAAAAAAAAA AAAAAFtDb250ZW50X1R5cGVzXS54bWxQSwECLQAUAAYACAAAACEAOP0h/9YAAACUAQAACwAAAAAA AAAAAAAAAAAvAQAAX3JlbHMvLnJlbHNQSwECLQAUAAYACAAAACEARsWyvHICAABeBQAADgAAAAAA AAAAAAAAAAAuAgAAZHJzL2Uyb0RvYy54bWxQSwECLQAUAAYACAAAACEA88se5uAAAAAMAQAADwAA AAAAAAAAAAAAAADMBAAAZHJzL2Rvd25yZXYueG1sUEsFBgAAAAAEAAQA8wAAANkFAAAAAA== " stroked="f" strokeweight=".5pt">
                 <v:textbox inset="0,0,0,0">
                   <w:txbxContent>
                     <w:tbl>
@@ -692,8 +664,6 @@
                             </w:pPr>
                             <w:r>
                               <w:fldChar w:fldCharType="begin"/>
-                            </w:r>
-                            <w:r>
                               <w:instrText xml:space="preserve"> MACROBUTTON NoName [</w:instrText>
                             </w:r>
                             <w:bookmarkStart w:id="15" w:name="LAN_Text_12"/>
@@ -703,8 +673,6 @@
                             <w:bookmarkEnd w:id="15"/>
                             <w:r>
                               <w:instrText>]</w:instrText>
-                            </w:r>
-                            <w:r>
                               <w:fldChar w:fldCharType="end"/>
                             </w:r>
                           </w:p>
@@ -729,8 +697,6 @@
                             </w:pPr>
                             <w:r>
                               <w:fldChar w:fldCharType="begin"/>
-                            </w:r>
-                            <w:r>
                               <w:instrText xml:space="preserve"> MACROBUTTON NoName [</w:instrText>
                             </w:r>
                             <w:bookmarkStart w:id="17" w:name="LAN_Text_13"/>
@@ -740,8 +706,6 @@
                             <w:bookmarkEnd w:id="17"/>
                             <w:r>
                               <w:instrText>]</w:instrText>
-                            </w:r>
-                            <w:r>
                               <w:fldChar w:fldCharType="end"/>
                             </w:r>
                           </w:p>
@@ -766,8 +730,6 @@
                             </w:pPr>
                             <w:r>
                               <w:fldChar w:fldCharType="begin"/>
-                            </w:r>
-                            <w:r>
                               <w:instrText xml:space="preserve"> MACROBUTTON NoName [</w:instrText>
                             </w:r>
                             <w:bookmarkStart w:id="19" w:name="LAN_MonthYear_1"/>
@@ -777,8 +739,6 @@
                             <w:bookmarkEnd w:id="19"/>
                             <w:r>
                               <w:instrText>]</w:instrText>
-                            </w:r>
-                            <w:r>
                               <w:fldChar w:fldCharType="end"/>
                             </w:r>
                           </w:p>
@@ -793,8 +753,6 @@
                             </w:pPr>
                             <w:r>
                               <w:fldChar w:fldCharType="begin"/>
-                            </w:r>
-                            <w:r>
                               <w:instrText xml:space="preserve"> MACROBUTTON NoName [</w:instrText>
                             </w:r>
                             <w:bookmarkStart w:id="20" w:name="LAN_Optional"/>
@@ -825,8 +783,6 @@
                             <w:bookmarkEnd w:id="21"/>
                             <w:r>
                               <w:instrText>]</w:instrText>
-                            </w:r>
-                            <w:r>
                               <w:fldChar w:fldCharType="end"/>
                             </w:r>
                           </w:p>
@@ -836,8 +792,6 @@
                             </w:pPr>
                             <w:r>
                               <w:fldChar w:fldCharType="begin"/>
-                            </w:r>
-                            <w:r>
                               <w:instrText xml:space="preserve"> MACROBUTTON NoName [</w:instrText>
                             </w:r>
                             <w:bookmarkStart w:id="22" w:name="LAN_Text_14"/>
@@ -866,8 +820,6 @@
                             <w:bookmarkEnd w:id="23"/>
                             <w:r>
                               <w:instrText>]</w:instrText>
-                            </w:r>
-                            <w:r>
                               <w:fldChar w:fldCharType="end"/>
                             </w:r>
                           </w:p>
@@ -882,8 +834,6 @@
                             </w:pPr>
                             <w:r>
                               <w:fldChar w:fldCharType="begin"/>
-                            </w:r>
-                            <w:r>
                               <w:instrText xml:space="preserve"> MACROBUTTON NoName [</w:instrText>
                             </w:r>
                             <w:bookmarkStart w:id="24" w:name="LAN_Optional_1"/>
@@ -912,8 +862,6 @@
                             <w:bookmarkEnd w:id="25"/>
                             <w:r>
                               <w:instrText>]</w:instrText>
-                            </w:r>
-                            <w:r>
                               <w:fldChar w:fldCharType="end"/>
                             </w:r>
                           </w:p>
@@ -923,8 +871,6 @@
                             </w:pPr>
                             <w:r>
                               <w:fldChar w:fldCharType="begin"/>
-                            </w:r>
-                            <w:r>
                               <w:instrText xml:space="preserve"> MACROBUTTON NoName [</w:instrText>
                             </w:r>
                             <w:bookmarkStart w:id="26" w:name="LAN_Text_15"/>
@@ -953,8 +899,6 @@
                             <w:bookmarkEnd w:id="27"/>
                             <w:r>
                               <w:instrText>]</w:instrText>
-                            </w:r>
-                            <w:r>
                               <w:fldChar w:fldCharType="end"/>
                             </w:r>
                           </w:p>
@@ -1147,10 +1091,7 @@
                                     <w:sdtEndPr/>
                                     <w:sdtContent>
                                       <w:r>
-                                        <w:t xml:space="preserve">Bilag </w:t>
-                                      </w:r>
-                                      <w:r>
-                                        <w:t>1</w:t>
+                                        <w:t xml:space="preserve">Bilag 1</w:t>
                                       </w:r>
                                     </w:sdtContent>
                                   </w:sdt>
@@ -1170,10 +1111,7 @@
                                     <w:sdtEndPr/>
                                     <w:sdtContent>
                                       <w:r>
-                                        <w:t>ti</w:t>
-                                      </w:r>
-                                      <w:r>
-                                        <w:t>dsplan</w:t>
+                                        <w:t>tidsplan</w:t>
                                       </w:r>
                                     </w:sdtContent>
                                   </w:sdt>
@@ -1287,7 +1225,7 @@
           </mc:Choice>
           <mc:Fallback>
             <w:pict>
-              <v:shape w14:anchorId="23B3B382" id="Coverpage_Image" o:spid="_x0000_s1028" type="#_x0000_t202" style="position:absolute;margin-left:-28.65pt;margin-top:0;width:482.15pt;height:464.6pt;z-index:251658242;visibility:visible;mso-wrap-style:square;mso-width-percent:0;mso-height-percent:0;mso-wrap-distance-left:9pt;mso-wrap-distance-top:0;mso-wrap-distance-right:9pt;mso-wrap-distance-bottom:0;mso-position-horizontal:absolute;mso-position-horizontal-relative:margin;mso-position-vertical:bottom;mso-position-vertical-relative:margin;mso-width-percent:0;mso-height-percent:0;mso-width-relative:margin;mso-height-relative:margin;v-text-anchor:top" o:gfxdata="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" stroked="f" strokeweight=".5pt">
+              <v:shape w14:anchorId="23B3B382" id="Coverpage_Image" o:spid="_x0000_s1028" type="#_x0000_t202" style="position:absolute;margin-left:-28.65pt;margin-top:0;width:482.15pt;height:464.6pt;z-index:251658242;visibility:visible;mso-wrap-style:square;mso-width-percent:0;mso-height-percent:0;mso-wrap-distance-left:9pt;mso-wrap-distance-top:0;mso-wrap-distance-right:9pt;mso-wrap-distance-bottom:0;mso-position-horizontal:absolute;mso-position-horizontal-relative:margin;mso-position-vertical:bottom;mso-position-vertical-relative:margin;mso-width-percent:0;mso-height-percent:0;mso-width-relative:margin;mso-height-relative:margin;v-text-anchor:top" o:gfxdata="UEsDBBQABgAIAAAAIQC2gziS/gAAAOEBAAATAAAAW0NvbnRlbnRfVHlwZXNdLnhtbJSRQU7DMBBF 90jcwfIWJU67QAgl6YK0S0CoHGBkTxKLZGx5TGhvj5O2G0SRWNoz/78nu9wcxkFMGNg6quQqL6RA 0s5Y6ir5vt9lD1JwBDIwOMJKHpHlpr69KfdHjyxSmriSfYz+USnWPY7AufNIadK6MEJMx9ApD/oD OlTrorhX2lFEilmcO2RdNtjC5xDF9pCuTyYBB5bi6bQ4syoJ3g9WQ0ymaiLzg5KdCXlKLjvcW893 SUOqXwnz5DrgnHtJTxOsQfEKIT7DmDSUCaxw7Rqn8787ZsmRM9e2VmPeBN4uqYvTtW7jvijg9N/y JsXecLq0q+WD6m8AAAD//wMAUEsDBBQABgAIAAAAIQA4/SH/1gAAAJQBAAALAAAAX3JlbHMvLnJl bHOkkMFqwzAMhu+DvYPRfXGawxijTi+j0GvpHsDYimMaW0Yy2fr2M4PBMnrbUb/Q94l/f/hMi1qR JVI2sOt6UJgd+ZiDgffL8ekFlFSbvV0oo4EbChzGx4f9GRdb25HMsYhqlCwG5lrLq9biZkxWOiqY 22YiTra2kYMu1l1tQD30/bPm3wwYN0x18gb45AdQl1tp5j/sFB2T0FQ7R0nTNEV3j6o9feQzro1i OWA14Fm+Q8a1a8+Bvu/d/dMb2JY5uiPbhG/ktn4cqGU/er3pcvwCAAD//wMAUEsDBBQABgAIAAAA IQBePJ0pdAIAAF4FAAAOAAAAZHJzL2Uyb0RvYy54bWysVF9v0zAQf0fiO1h+Z0k7NkHUdCqbipCm baJDe3Ydu41wfObsNimfnrOTtGPwMkQenLPv/93vbnbVNYbtFfoabMknZzlnykqoarsp+bfH5bsP nPkgbCUMWFXyg/L8av72zax1hZrCFkylkJER64vWlXwbgiuyzMutaoQ/A6csMTVgIwJdcZNVKFqy 3phsmueXWQtYOQSpvKfXm57J58m+1kqGe629CsyUnGIL6cR0ruOZzWei2KBw21oOYYh/iKIRtSWn R1M3Igi2w/oPU00tETzocCahyUDrWqqUA2UzyV9ks9oKp1IuVBzvjmXy/8+svNuv3AOy0H2CjhoY C9I6X3h6jPl0Gpv4p0gZ8amEh2PZVBeYpMfLyfT8MieWJN7Fxzx/Txeyk53UHfrwWUHDIlFypL6k con9rQ+96CgSvXkwdbWsjUkX3KyvDbK9oB4u0zdY/03MWNZSLOcXebJsIer3po2NdlSCw+DvlGOi wsGoKGPsV6VZXaVUk/MIRHV0L6RUNqQqUXZJOkppcvUaxUH+FNVrlPs8SCN5BhuOyk1tAVP2aX5O YVffx5B1L0/NeZZ3JEO37ijxkk9HCKyhOhAyEPqh8U4ua+rerfDhQSBNCXWcJj/c06ENUPFhoDjb Av7823uUJ/ASl7OWpq7k/sdOoOLMfLEE6ziiI4EjsR4Ju2uugUAwoZ3iZCJJAYMZSY3QPNFCWEQv xBJWkq+Sh5G8Dv3s00KRarFIQjSIToRbu3Iymo5VjVh87J4EugGwgbB+B+M8iuIFbnvZqOndYhcI egnUsa59FYd60xCnsRgWTtwSz+9J6rQW578AAAD//wMAUEsDBBQABgAIAAAAIQCdVP1z3gAAAAgB AAAPAAAAZHJzL2Rvd25yZXYueG1sTI/NasMwEITvhb6D2EJviVSXNrVrOYRA6A/00CSQq2xtbBNr ZSwldt++21Nzm2WGb2fy5eQ6ccEhtJ40PMwVCKTK25ZqDfvdZvYCIkRD1nSeUMMPBlgWtze5yawf 6Rsv21gLhlDIjIYmxj6TMlQNOhPmvkdi7+gHZyKfQy3tYEaGu04mSj1LZ1riD43pcd1gddqenQb1 cXj//Ep3lBzWG9nX+9UblqPW93fT6hVExCn+h+GvPleHgjuV/kw2iE7D7GnxyFGGgWA7VQsWJYsk TUAWubweUPwCAAD//wMAUEsBAi0AFAAGAAgAAAAhALaDOJL+AAAA4QEAABMAAAAAAAAAAAAAAAAA AAAAAFtDb250ZW50X1R5cGVzXS54bWxQSwECLQAUAAYACAAAACEAOP0h/9YAAACUAQAACwAAAAAA AAAAAAAAAAAvAQAAX3JlbHMvLnJlbHNQSwECLQAUAAYACAAAACEAXjydKXQCAABeBQAADgAAAAAA AAAAAAAAAAAuAgAAZHJzL2Uyb0RvYy54bWxQSwECLQAUAAYACAAAACEAnVT9c94AAAAIAQAADwAA AAAAAAAAAAAAAADOBAAAZHJzL2Rvd25yZXYueG1sUEsFBgAAAAAEAAQA8wAAANkFAAAAAA== " stroked="f" strokeweight=".5pt">
                 <v:textbox style="mso-fit-shape-to-text:t" inset="0,0,0,0">
                   <w:txbxContent>
                     <w:tbl>
@@ -1323,10 +1261,7 @@
                               <w:sdtEndPr/>
                               <w:sdtContent>
                                 <w:r>
-                                  <w:t xml:space="preserve">Bilag </w:t>
-                                </w:r>
-                                <w:r>
-                                  <w:t>1</w:t>
+                                  <w:t xml:space="preserve">Bilag 1</w:t>
                                 </w:r>
                               </w:sdtContent>
                             </w:sdt>
@@ -1346,10 +1281,7 @@
                               <w:sdtEndPr/>
                               <w:sdtContent>
                                 <w:r>
-                                  <w:t>ti</w:t>
-                                </w:r>
-                                <w:r>
-                                  <w:t>dsplan</w:t>
+                                  <w:t>tidsplan</w:t>
                                 </w:r>
                               </w:sdtContent>
                             </w:sdt>
@@ -1488,53 +1420,29 @@
         <w:rPr>
           <w:iCs/>
         </w:rPr>
-        <w:t>Nærværende bilag specificerer tidsplanen for projektet</w:t>
+        <w:t xml:space="preserve">Nærværende bilag specificerer tidsplanen for projektet, og det i bilaget angivne supplerer Kontraktens bestemmelser herom. </w:t>
       </w:r>
+    </w:p>
+    <w:p>
+      <w:pPr>
+        <w:spacing w:line="276" w:lineRule="auto"/>
+        <w:rPr>
+          <w:iCs/>
+        </w:rPr>
+      </w:pPr>
+    </w:p>
+    <w:p>
+      <w:pPr>
+        <w:spacing w:line="276" w:lineRule="auto"/>
+        <w:rPr>
+          <w:iCs/>
+        </w:rPr>
+      </w:pPr>
       <w:r>
         <w:rPr>
           <w:iCs/>
         </w:rPr>
-        <w:t>,</w:t>
-      </w:r>
-      <w:r>
-        <w:rPr>
-          <w:iCs/>
-        </w:rPr>
-        <w:t xml:space="preserve"> og det i bilaget angivne supplerer Kontraktens bestemmelser herom. </w:t>
-      </w:r>
-    </w:p>
-    <w:p>
-      <w:pPr>
-        <w:spacing w:line="276" w:lineRule="auto"/>
-        <w:rPr>
-          <w:iCs/>
-        </w:rPr>
-      </w:pPr>
-    </w:p>
-    <w:p>
-      <w:pPr>
-        <w:spacing w:line="276" w:lineRule="auto"/>
-        <w:rPr>
-          <w:iCs/>
-        </w:rPr>
-      </w:pPr>
-      <w:r>
-        <w:rPr>
-          <w:iCs/>
-        </w:rPr>
-        <w:t xml:space="preserve">Tilbudsgiver skal </w:t>
-      </w:r>
-      <w:r>
-        <w:rPr>
-          <w:iCs/>
-        </w:rPr>
-        <w:t>g</w:t>
-      </w:r>
-      <w:r>
-        <w:rPr>
-          <w:iCs/>
-        </w:rPr>
-        <w:t>øre følgende:</w:t>
+        <w:t xml:space="preserve">Tilbudsgiver skal gøre følgende:</w:t>
       </w:r>
     </w:p>
     <w:p>
@@ -1567,37 +1475,7 @@
         <w:rPr>
           <w:iCs/>
         </w:rPr>
-        <w:t>Udfylde og ev</w:t>
-      </w:r>
-      <w:r>
-        <w:rPr>
-          <w:iCs/>
-        </w:rPr>
-        <w:t>entuelt</w:t>
-      </w:r>
-      <w:r>
-        <w:rPr>
-          <w:iCs/>
-        </w:rPr>
-        <w:t xml:space="preserve"> supplere </w:t>
-      </w:r>
-      <w:r>
-        <w:rPr>
-          <w:iCs/>
-        </w:rPr>
-        <w:t>h</w:t>
-      </w:r>
-      <w:r>
-        <w:rPr>
-          <w:iCs/>
-        </w:rPr>
-        <w:t>ovedtidsplan</w:t>
-      </w:r>
-      <w:r>
-        <w:rPr>
-          <w:iCs/>
-        </w:rPr>
-        <w:t>en</w:t>
+        <w:t xml:space="preserve">Udfylde og eventuelt supplere hovedtidsplanen</w:t>
       </w:r>
     </w:p>
     <w:p>
@@ -1617,19 +1495,7 @@
         <w:rPr>
           <w:iCs/>
         </w:rPr>
-        <w:t>Foretage en uddybende beskrivelse af aktiviteter i afklaringsfasen (Appendiks</w:t>
-      </w:r>
-      <w:r>
-        <w:rPr>
-          <w:iCs/>
-        </w:rPr>
-        <w:t xml:space="preserve"> </w:t>
-      </w:r>
-      <w:r>
-        <w:rPr>
-          <w:iCs/>
-        </w:rPr>
-        <w:t>A)</w:t>
+        <w:t xml:space="preserve">Foretage en uddybende beskrivelse af aktiviteter i afklaringsfasen (Appendiks A)</w:t>
       </w:r>
     </w:p>
     <w:p>
@@ -1649,19 +1515,7 @@
         <w:rPr>
           <w:iCs/>
         </w:rPr>
-        <w:t xml:space="preserve">Foretage en uddybende beskrivelse af aktiviteter i </w:t>
-      </w:r>
-      <w:r>
-        <w:rPr>
-          <w:iCs/>
-        </w:rPr>
-        <w:t>udviklingsfasen</w:t>
-      </w:r>
-      <w:r>
-        <w:rPr>
-          <w:iCs/>
-        </w:rPr>
-        <w:t xml:space="preserve"> (Appendiks B)</w:t>
+        <w:t xml:space="preserve">Foretage en uddybende beskrivelse af aktiviteter i udviklingsfasen (Appendiks B)</w:t>
       </w:r>
     </w:p>
     <w:p>
@@ -1728,19 +1582,7 @@
         <w:rPr>
           <w:iCs/>
         </w:rPr>
-        <w:t>De enkelte appendikser indeholder en detaljeret vejledning til</w:t>
-      </w:r>
-      <w:r>
-        <w:rPr>
-          <w:iCs/>
-        </w:rPr>
-        <w:t>,</w:t>
-      </w:r>
-      <w:r>
-        <w:rPr>
-          <w:iCs/>
-        </w:rPr>
-        <w:t xml:space="preserve"> hvad tilbudsgiver skal beskrive. </w:t>
+        <w:t xml:space="preserve">De enkelte appendikser indeholder en detaljeret vejledning til, hvad tilbudsgiver skal beskrive. </w:t>
       </w:r>
     </w:p>
     <w:p>
@@ -1853,19 +1695,7 @@
         <w:spacing w:line="276" w:lineRule="auto"/>
       </w:pPr>
       <w:r>
-        <w:t>Nærværende bilag indgår i vurderingen af underkriteriet ”</w:t>
-      </w:r>
-      <w:r>
-        <w:t>Metode og proces</w:t>
-      </w:r>
-      <w:r>
-        <w:t xml:space="preserve">”, jf. punkt </w:t>
-      </w:r>
-      <w:r>
-        <w:t>14.1</w:t>
-      </w:r>
-      <w:r>
-        <w:t xml:space="preserve"> i udbudsbetingelserne.</w:t>
+        <w:t xml:space="preserve">Nærværende bilag indgår i vurderingen af underkriteriet ”Metode og proces”, jf. punkt 14.1 i udbudsbetingelserne.</w:t>
       </w:r>
     </w:p>
     <w:p/>
@@ -1968,11 +1798,7 @@
       </w:r>
       <w:r>
         <w:instrText xml:space="preserve"> TOC \o "1-</w:instrText>
-      </w:r>
-      <w:r>
         <w:instrText>3</w:instrText>
-      </w:r>
-      <w:r>
         <w:instrText xml:space="preserve">" \h \z \u </w:instrText>
       </w:r>
       <w:r>
@@ -2013,46 +1839,10 @@
             <w:webHidden/>
           </w:rPr>
           <w:tab/>
-        </w:r>
-        <w:r>
-          <w:rPr>
-            <w:noProof/>
-            <w:webHidden/>
-          </w:rPr>
           <w:fldChar w:fldCharType="begin"/>
-        </w:r>
-        <w:r>
-          <w:rPr>
-            <w:noProof/>
-            <w:webHidden/>
-          </w:rPr>
           <w:instrText xml:space="preserve"> PAGEREF _Toc232685584 \h </w:instrText>
-        </w:r>
-        <w:r>
-          <w:rPr>
-            <w:noProof/>
-            <w:webHidden/>
-          </w:rPr>
-        </w:r>
-        <w:r>
-          <w:rPr>
-            <w:noProof/>
-            <w:webHidden/>
-          </w:rPr>
           <w:fldChar w:fldCharType="separate"/>
-        </w:r>
-        <w:r>
-          <w:rPr>
-            <w:noProof/>
-            <w:webHidden/>
-          </w:rPr>
           <w:t>1</w:t>
-        </w:r>
-        <w:r>
-          <w:rPr>
-            <w:noProof/>
-            <w:webHidden/>
-          </w:rPr>
           <w:fldChar w:fldCharType="end"/>
         </w:r>
       </w:hyperlink>
@@ -2101,46 +1891,10 @@
             <w:webHidden/>
           </w:rPr>
           <w:tab/>
-        </w:r>
-        <w:r>
-          <w:rPr>
-            <w:noProof/>
-            <w:webHidden/>
-          </w:rPr>
           <w:fldChar w:fldCharType="begin"/>
-        </w:r>
-        <w:r>
-          <w:rPr>
-            <w:noProof/>
-            <w:webHidden/>
-          </w:rPr>
           <w:instrText xml:space="preserve"> PAGEREF _Toc232685585 \h </w:instrText>
-        </w:r>
-        <w:r>
-          <w:rPr>
-            <w:noProof/>
-            <w:webHidden/>
-          </w:rPr>
-        </w:r>
-        <w:r>
-          <w:rPr>
-            <w:noProof/>
-            <w:webHidden/>
-          </w:rPr>
           <w:fldChar w:fldCharType="separate"/>
-        </w:r>
-        <w:r>
-          <w:rPr>
-            <w:noProof/>
-            <w:webHidden/>
-          </w:rPr>
           <w:t>1</w:t>
-        </w:r>
-        <w:r>
-          <w:rPr>
-            <w:noProof/>
-            <w:webHidden/>
-          </w:rPr>
           <w:fldChar w:fldCharType="end"/>
         </w:r>
       </w:hyperlink>
@@ -2193,46 +1947,10 @@
             <w:webHidden/>
           </w:rPr>
           <w:tab/>
-        </w:r>
-        <w:r>
-          <w:rPr>
-            <w:noProof/>
-            <w:webHidden/>
-          </w:rPr>
           <w:fldChar w:fldCharType="begin"/>
-        </w:r>
-        <w:r>
-          <w:rPr>
-            <w:noProof/>
-            <w:webHidden/>
-          </w:rPr>
           <w:instrText xml:space="preserve"> PAGEREF _Toc232685586 \h </w:instrText>
-        </w:r>
-        <w:r>
-          <w:rPr>
-            <w:noProof/>
-            <w:webHidden/>
-          </w:rPr>
-        </w:r>
-        <w:r>
-          <w:rPr>
-            <w:noProof/>
-            <w:webHidden/>
-          </w:rPr>
           <w:fldChar w:fldCharType="separate"/>
-        </w:r>
-        <w:r>
-          <w:rPr>
-            <w:noProof/>
-            <w:webHidden/>
-          </w:rPr>
           <w:t>1</w:t>
-        </w:r>
-        <w:r>
-          <w:rPr>
-            <w:noProof/>
-            <w:webHidden/>
-          </w:rPr>
           <w:fldChar w:fldCharType="end"/>
         </w:r>
       </w:hyperlink>
@@ -2285,46 +2003,10 @@
             <w:webHidden/>
           </w:rPr>
           <w:tab/>
-        </w:r>
-        <w:r>
-          <w:rPr>
-            <w:noProof/>
-            <w:webHidden/>
-          </w:rPr>
           <w:fldChar w:fldCharType="begin"/>
-        </w:r>
-        <w:r>
-          <w:rPr>
-            <w:noProof/>
-            <w:webHidden/>
-          </w:rPr>
           <w:instrText xml:space="preserve"> PAGEREF _Toc232685587 \h </w:instrText>
-        </w:r>
-        <w:r>
-          <w:rPr>
-            <w:noProof/>
-            <w:webHidden/>
-          </w:rPr>
-        </w:r>
-        <w:r>
-          <w:rPr>
-            <w:noProof/>
-            <w:webHidden/>
-          </w:rPr>
           <w:fldChar w:fldCharType="separate"/>
-        </w:r>
-        <w:r>
-          <w:rPr>
-            <w:noProof/>
-            <w:webHidden/>
-          </w:rPr>
           <w:t>1</w:t>
-        </w:r>
-        <w:r>
-          <w:rPr>
-            <w:noProof/>
-            <w:webHidden/>
-          </w:rPr>
           <w:fldChar w:fldCharType="end"/>
         </w:r>
       </w:hyperlink>
@@ -2377,46 +2059,10 @@
             <w:webHidden/>
           </w:rPr>
           <w:tab/>
-        </w:r>
-        <w:r>
-          <w:rPr>
-            <w:noProof/>
-            <w:webHidden/>
-          </w:rPr>
           <w:fldChar w:fldCharType="begin"/>
-        </w:r>
-        <w:r>
-          <w:rPr>
-            <w:noProof/>
-            <w:webHidden/>
-          </w:rPr>
           <w:instrText xml:space="preserve"> PAGEREF _Toc232685588 \h </w:instrText>
-        </w:r>
-        <w:r>
-          <w:rPr>
-            <w:noProof/>
-            <w:webHidden/>
-          </w:rPr>
-        </w:r>
-        <w:r>
-          <w:rPr>
-            <w:noProof/>
-            <w:webHidden/>
-          </w:rPr>
           <w:fldChar w:fldCharType="separate"/>
-        </w:r>
-        <w:r>
-          <w:rPr>
-            <w:noProof/>
-            <w:webHidden/>
-          </w:rPr>
           <w:t>2</w:t>
-        </w:r>
-        <w:r>
-          <w:rPr>
-            <w:noProof/>
-            <w:webHidden/>
-          </w:rPr>
           <w:fldChar w:fldCharType="end"/>
         </w:r>
       </w:hyperlink>
@@ -2465,46 +2111,10 @@
             <w:webHidden/>
           </w:rPr>
           <w:tab/>
-        </w:r>
-        <w:r>
-          <w:rPr>
-            <w:noProof/>
-            <w:webHidden/>
-          </w:rPr>
           <w:fldChar w:fldCharType="begin"/>
-        </w:r>
-        <w:r>
-          <w:rPr>
-            <w:noProof/>
-            <w:webHidden/>
-          </w:rPr>
           <w:instrText xml:space="preserve"> PAGEREF _Toc232685589 \h </w:instrText>
-        </w:r>
-        <w:r>
-          <w:rPr>
-            <w:noProof/>
-            <w:webHidden/>
-          </w:rPr>
-        </w:r>
-        <w:r>
-          <w:rPr>
-            <w:noProof/>
-            <w:webHidden/>
-          </w:rPr>
           <w:fldChar w:fldCharType="separate"/>
-        </w:r>
-        <w:r>
-          <w:rPr>
-            <w:noProof/>
-            <w:webHidden/>
-          </w:rPr>
           <w:t>2</w:t>
-        </w:r>
-        <w:r>
-          <w:rPr>
-            <w:noProof/>
-            <w:webHidden/>
-          </w:rPr>
           <w:fldChar w:fldCharType="end"/>
         </w:r>
       </w:hyperlink>
@@ -2553,46 +2163,10 @@
             <w:webHidden/>
           </w:rPr>
           <w:tab/>
-        </w:r>
-        <w:r>
-          <w:rPr>
-            <w:noProof/>
-            <w:webHidden/>
-          </w:rPr>
           <w:fldChar w:fldCharType="begin"/>
-        </w:r>
-        <w:r>
-          <w:rPr>
-            <w:noProof/>
-            <w:webHidden/>
-          </w:rPr>
           <w:instrText xml:space="preserve"> PAGEREF _Toc232685590 \h </w:instrText>
-        </w:r>
-        <w:r>
-          <w:rPr>
-            <w:noProof/>
-            <w:webHidden/>
-          </w:rPr>
-        </w:r>
-        <w:r>
-          <w:rPr>
-            <w:noProof/>
-            <w:webHidden/>
-          </w:rPr>
           <w:fldChar w:fldCharType="separate"/>
-        </w:r>
-        <w:r>
-          <w:rPr>
-            <w:noProof/>
-            <w:webHidden/>
-          </w:rPr>
           <w:t>3</w:t>
-        </w:r>
-        <w:r>
-          <w:rPr>
-            <w:noProof/>
-            <w:webHidden/>
-          </w:rPr>
           <w:fldChar w:fldCharType="end"/>
         </w:r>
       </w:hyperlink>
@@ -2641,46 +2215,10 @@
             <w:webHidden/>
           </w:rPr>
           <w:tab/>
-        </w:r>
-        <w:r>
-          <w:rPr>
-            <w:noProof/>
-            <w:webHidden/>
-          </w:rPr>
           <w:fldChar w:fldCharType="begin"/>
-        </w:r>
-        <w:r>
-          <w:rPr>
-            <w:noProof/>
-            <w:webHidden/>
-          </w:rPr>
           <w:instrText xml:space="preserve"> PAGEREF _Toc232685591 \h </w:instrText>
-        </w:r>
-        <w:r>
-          <w:rPr>
-            <w:noProof/>
-            <w:webHidden/>
-          </w:rPr>
-        </w:r>
-        <w:r>
-          <w:rPr>
-            <w:noProof/>
-            <w:webHidden/>
-          </w:rPr>
           <w:fldChar w:fldCharType="separate"/>
-        </w:r>
-        <w:r>
-          <w:rPr>
-            <w:noProof/>
-            <w:webHidden/>
-          </w:rPr>
           <w:t>3</w:t>
-        </w:r>
-        <w:r>
-          <w:rPr>
-            <w:noProof/>
-            <w:webHidden/>
-          </w:rPr>
           <w:fldChar w:fldCharType="end"/>
         </w:r>
       </w:hyperlink>
@@ -2729,46 +2267,10 @@
             <w:webHidden/>
           </w:rPr>
           <w:tab/>
-        </w:r>
-        <w:r>
-          <w:rPr>
-            <w:noProof/>
-            <w:webHidden/>
-          </w:rPr>
           <w:fldChar w:fldCharType="begin"/>
-        </w:r>
-        <w:r>
-          <w:rPr>
-            <w:noProof/>
-            <w:webHidden/>
-          </w:rPr>
           <w:instrText xml:space="preserve"> PAGEREF _Toc232685592 \h </w:instrText>
-        </w:r>
-        <w:r>
-          <w:rPr>
-            <w:noProof/>
-            <w:webHidden/>
-          </w:rPr>
-        </w:r>
-        <w:r>
-          <w:rPr>
-            <w:noProof/>
-            <w:webHidden/>
-          </w:rPr>
           <w:fldChar w:fldCharType="separate"/>
-        </w:r>
-        <w:r>
-          <w:rPr>
-            <w:noProof/>
-            <w:webHidden/>
-          </w:rPr>
           <w:t>4</w:t>
-        </w:r>
-        <w:r>
-          <w:rPr>
-            <w:noProof/>
-            <w:webHidden/>
-          </w:rPr>
           <w:fldChar w:fldCharType="end"/>
         </w:r>
       </w:hyperlink>
@@ -2817,46 +2319,10 @@
             <w:webHidden/>
           </w:rPr>
           <w:tab/>
-        </w:r>
-        <w:r>
-          <w:rPr>
-            <w:noProof/>
-            <w:webHidden/>
-          </w:rPr>
           <w:fldChar w:fldCharType="begin"/>
-        </w:r>
-        <w:r>
-          <w:rPr>
-            <w:noProof/>
-            <w:webHidden/>
-          </w:rPr>
           <w:instrText xml:space="preserve"> PAGEREF _Toc232685593 \h </w:instrText>
-        </w:r>
-        <w:r>
-          <w:rPr>
-            <w:noProof/>
-            <w:webHidden/>
-          </w:rPr>
-        </w:r>
-        <w:r>
-          <w:rPr>
-            <w:noProof/>
-            <w:webHidden/>
-          </w:rPr>
           <w:fldChar w:fldCharType="separate"/>
-        </w:r>
-        <w:r>
-          <w:rPr>
-            <w:noProof/>
-            <w:webHidden/>
-          </w:rPr>
           <w:t>5</w:t>
-        </w:r>
-        <w:r>
-          <w:rPr>
-            <w:noProof/>
-            <w:webHidden/>
-          </w:rPr>
           <w:fldChar w:fldCharType="end"/>
         </w:r>
       </w:hyperlink>
@@ -2905,46 +2371,10 @@
             <w:webHidden/>
           </w:rPr>
           <w:tab/>
-        </w:r>
-        <w:r>
-          <w:rPr>
-            <w:noProof/>
-            <w:webHidden/>
-          </w:rPr>
           <w:fldChar w:fldCharType="begin"/>
-        </w:r>
-        <w:r>
-          <w:rPr>
-            <w:noProof/>
-            <w:webHidden/>
-          </w:rPr>
           <w:instrText xml:space="preserve"> PAGEREF _Toc232685594 \h </w:instrText>
-        </w:r>
-        <w:r>
-          <w:rPr>
-            <w:noProof/>
-            <w:webHidden/>
-          </w:rPr>
-        </w:r>
-        <w:r>
-          <w:rPr>
-            <w:noProof/>
-            <w:webHidden/>
-          </w:rPr>
           <w:fldChar w:fldCharType="separate"/>
-        </w:r>
-        <w:r>
-          <w:rPr>
-            <w:noProof/>
-            <w:webHidden/>
-          </w:rPr>
           <w:t>6</w:t>
-        </w:r>
-        <w:r>
-          <w:rPr>
-            <w:noProof/>
-            <w:webHidden/>
-          </w:rPr>
           <w:fldChar w:fldCharType="end"/>
         </w:r>
       </w:hyperlink>
@@ -3067,10 +2497,7 @@
     </w:p>
     <w:p>
       <w:r>
-        <w:t>Dette b</w:t>
-      </w:r>
-      <w:r>
-        <w:t>ilag indeholder tidsplanen for Leverancen.</w:t>
+        <w:t>Dette bilag indeholder tidsplanen for Leverancen.</w:t>
       </w:r>
     </w:p>
     <w:p/>
@@ -3102,22 +2529,13 @@
     <w:p/>
     <w:p>
       <w:r>
-        <w:t>I umiddelbar tilknytning til Kontraktens ikrafttræden, indledes afklaringsfasen, jf.</w:t>
-      </w:r>
-      <w:r>
-        <w:t xml:space="preserve"> Kontraktens bestemmelser herom.</w:t>
+        <w:t xml:space="preserve">I umiddelbar tilknytning til Kontraktens ikrafttræden, indledes afklaringsfasen, jf. Kontraktens bestemmelser herom.</w:t>
       </w:r>
     </w:p>
     <w:p/>
     <w:p>
       <w:r>
-        <w:t>Efter afklaringsfasen iværksættes selve leveranceforløbet (</w:t>
-      </w:r>
-      <w:r>
-        <w:t>udviklingen</w:t>
-      </w:r>
-      <w:r>
-        <w:t>) for Leverancen.</w:t>
+        <w:t>Efter afklaringsfasen iværksættes selve leveranceforløbet (udviklingen) for Leverancen.</w:t>
       </w:r>
     </w:p>
     <w:p>
@@ -3129,10 +2547,7 @@
     </w:p>
     <w:p>
       <w:r>
-        <w:t>Udviklingen</w:t>
-      </w:r>
-      <w:r>
-        <w:t xml:space="preserve"> af Leverancen afsluttes med et prøveforløb som angivet i bilag 14. </w:t>
+        <w:t xml:space="preserve">Udviklingen af Leverancen afsluttes med et prøveforløb som angivet i bilag 14. </w:t>
       </w:r>
     </w:p>
     <w:p/>
@@ -3179,13 +2594,7 @@
         </w:pBdr>
       </w:pPr>
       <w:r>
-        <w:t>Leveranceforløbet</w:t>
-      </w:r>
-      <w:r>
-        <w:t xml:space="preserve"> ser således ud</w:t>
-      </w:r>
-      <w:r>
-        <w:t xml:space="preserve">: </w:t>
+        <w:t xml:space="preserve">Leveranceforløbet ser således ud: </w:t>
       </w:r>
     </w:p>
     <w:p>
@@ -3213,10 +2622,7 @@
         </w:pBdr>
       </w:pPr>
       <w:r>
-        <w:t>Afklarings</w:t>
-      </w:r>
-      <w:r>
-        <w:t>fase</w:t>
+        <w:t>Afklaringsfase</w:t>
       </w:r>
     </w:p>
     <w:p>
@@ -3312,19 +2718,7 @@
         <w:rPr>
           <w:bCs/>
         </w:rPr>
-        <w:t xml:space="preserve">Afklaringsfasen har </w:t>
-      </w:r>
-      <w:r>
-        <w:rPr>
-          <w:bCs/>
-        </w:rPr>
-        <w:t xml:space="preserve">bl.a. </w:t>
-      </w:r>
-      <w:r>
-        <w:rPr>
-          <w:bCs/>
-        </w:rPr>
-        <w:t xml:space="preserve">til formål, at Leverandøren opnår nærmere indsigt i Kundens behov, </w:t>
+        <w:t xml:space="preserve">Afklaringsfasen har bl.a. til formål, at Leverandøren opnår nærmere indsigt i Kundens behov, </w:t>
       </w:r>
     </w:p>
     <w:p>
@@ -3357,49 +2751,7 @@
         <w:rPr>
           <w:bCs/>
         </w:rPr>
-        <w:t xml:space="preserve">Herudover indeholder afklaringsfasen følgende aktiviteter, </w:t>
-      </w:r>
-      <w:r>
-        <w:rPr>
-          <w:bCs/>
-        </w:rPr>
-        <w:t xml:space="preserve">som </w:t>
-      </w:r>
-      <w:r>
-        <w:rPr>
-          <w:bCs/>
-        </w:rPr>
-        <w:t>P</w:t>
-      </w:r>
-      <w:r>
-        <w:rPr>
-          <w:bCs/>
-        </w:rPr>
-        <w:t xml:space="preserve">arterne </w:t>
-      </w:r>
-      <w:r>
-        <w:rPr>
-          <w:bCs/>
-        </w:rPr>
-        <w:t>særskilt</w:t>
-      </w:r>
-      <w:r>
-        <w:rPr>
-          <w:bCs/>
-        </w:rPr>
-        <w:t xml:space="preserve"> skal afklare</w:t>
-      </w:r>
-      <w:r>
-        <w:rPr>
-          <w:bCs/>
-        </w:rPr>
-        <w:t>:</w:t>
-      </w:r>
-      <w:r>
-        <w:rPr>
-          <w:bCs/>
-        </w:rPr>
-        <w:t xml:space="preserve"> </w:t>
+        <w:t xml:space="preserve">Herudover indeholder afklaringsfasen følgende aktiviteter, som Parterne særskilt skal afklare: </w:t>
       </w:r>
     </w:p>
     <w:p/>
@@ -3412,49 +2764,7 @@
         </w:numPr>
       </w:pPr>
       <w:r>
-        <w:t xml:space="preserve">Validering af </w:t>
-      </w:r>
-      <w:r>
-        <w:t>d</w:t>
-      </w:r>
-      <w:r>
-        <w:t>atamodel</w:t>
-      </w:r>
-      <w:r>
-        <w:t>, snitfladebes</w:t>
-      </w:r>
-      <w:r>
-        <w:t>krivelse</w:t>
-      </w:r>
-      <w:r>
-        <w:t xml:space="preserve"> og stamdata</w:t>
-      </w:r>
-      <w:r>
-        <w:t>,</w:t>
-      </w:r>
-      <w:r>
-        <w:t xml:space="preserve"> </w:t>
-      </w:r>
-      <w:r>
-        <w:t xml:space="preserve">jf. bilag </w:t>
-      </w:r>
-      <w:r>
-        <w:t>3</w:t>
-      </w:r>
-      <w:r>
-        <w:t>A</w:t>
-      </w:r>
-      <w:r>
-        <w:t>,</w:t>
-      </w:r>
-      <w:r>
-        <w:t xml:space="preserve"> Appendiks </w:t>
-      </w:r>
-      <w:r>
-        <w:t>D</w:t>
-      </w:r>
-      <w:r>
-        <w:t>.</w:t>
+        <w:t xml:space="preserve">Validering af datamodel, snitfladebeskrivelse og stamdata, jf. bilag 3A, Appendiks D.</w:t>
       </w:r>
     </w:p>
     <w:p>
@@ -3466,50 +2776,7 @@
         </w:numPr>
       </w:pPr>
       <w:r>
-        <w:t>P</w:t>
-      </w:r>
-      <w:r>
-        <w:t xml:space="preserve">lan for </w:t>
-      </w:r>
-      <w:proofErr w:type="spellStart"/>
-      <w:r>
-        <w:t>proof</w:t>
-      </w:r>
-      <w:proofErr w:type="spellEnd"/>
-      <w:r>
-        <w:t>-of-</w:t>
-      </w:r>
-      <w:proofErr w:type="spellStart"/>
-      <w:r>
-        <w:t>concept</w:t>
-      </w:r>
-      <w:proofErr w:type="spellEnd"/>
-      <w:r>
-        <w:t xml:space="preserve"> (</w:t>
-      </w:r>
-      <w:r>
-        <w:t>P</w:t>
-      </w:r>
-      <w:r>
-        <w:t>O</w:t>
-      </w:r>
-      <w:r>
-        <w:t>C</w:t>
-      </w:r>
-      <w:r>
-        <w:t>)</w:t>
-      </w:r>
-      <w:r>
-        <w:t xml:space="preserve"> og </w:t>
-      </w:r>
-      <w:r>
-        <w:t xml:space="preserve">udkast til </w:t>
-      </w:r>
-      <w:r>
-        <w:t>testdrejebog</w:t>
-      </w:r>
-      <w:r>
-        <w:t>.</w:t>
+        <w:t xml:space="preserve">Plan for proof-of-concept (POC) og udkast til testdrejebog.</w:t>
       </w:r>
     </w:p>
     <w:p>
@@ -3527,31 +2794,7 @@
         <w:rPr>
           <w:rFonts w:eastAsia="Verdana" w:cs="Verdana"/>
         </w:rPr>
-        <w:t>D</w:t>
-      </w:r>
-      <w:r>
-        <w:rPr>
-          <w:rFonts w:eastAsia="Verdana" w:cs="Verdana"/>
-        </w:rPr>
-        <w:t xml:space="preserve">ialog </w:t>
-      </w:r>
-      <w:r>
-        <w:rPr>
-          <w:rFonts w:eastAsia="Verdana" w:cs="Verdana"/>
-        </w:rPr>
-        <w:t>via Kunden m</w:t>
-      </w:r>
-      <w:r>
-        <w:rPr>
-          <w:rFonts w:eastAsia="Verdana" w:cs="Verdana"/>
-        </w:rPr>
-        <w:t>ed de kommende anvendere</w:t>
-      </w:r>
-      <w:r>
-        <w:rPr>
-          <w:rFonts w:eastAsia="Verdana" w:cs="Verdana"/>
-        </w:rPr>
-        <w:t xml:space="preserve">, der skal </w:t>
+        <w:t xml:space="preserve">Dialog via Kunden med de kommende anvendere, der skal </w:t>
       </w:r>
       <w:r>
         <w:rPr>
@@ -3573,31 +2816,7 @@
         <w:rPr>
           <w:rFonts w:eastAsia="Verdana" w:cs="Verdana"/>
         </w:rPr>
-        <w:t>D</w:t>
-      </w:r>
-      <w:r>
-        <w:rPr>
-          <w:rFonts w:eastAsia="Verdana" w:cs="Verdana"/>
-        </w:rPr>
-        <w:t xml:space="preserve">esign </w:t>
-      </w:r>
-      <w:r>
-        <w:rPr>
-          <w:rFonts w:eastAsia="Verdana" w:cs="Verdana"/>
-        </w:rPr>
-        <w:t>af</w:t>
-      </w:r>
-      <w:r>
-        <w:rPr>
-          <w:rFonts w:eastAsia="Verdana" w:cs="Verdana"/>
-        </w:rPr>
-        <w:t xml:space="preserve"> snitflade til DVR services</w:t>
-      </w:r>
-      <w:r>
-        <w:rPr>
-          <w:rFonts w:eastAsia="Verdana" w:cs="Verdana"/>
-        </w:rPr>
-        <w:t>.</w:t>
+        <w:t xml:space="preserve">Design af snitflade til DVR services.</w:t>
       </w:r>
     </w:p>
     <w:p>
@@ -3609,25 +2828,7 @@
         </w:numPr>
       </w:pPr>
       <w:r>
-        <w:t xml:space="preserve">Integrationsanalyse og plan for </w:t>
-      </w:r>
-      <w:r>
-        <w:t>v</w:t>
-      </w:r>
-      <w:r>
-        <w:t>eri</w:t>
-      </w:r>
-      <w:r>
-        <w:t>fi</w:t>
-      </w:r>
-      <w:r>
-        <w:t>ceringsvinduer</w:t>
-      </w:r>
-      <w:r>
-        <w:t xml:space="preserve"> </w:t>
-      </w:r>
-      <w:r>
-        <w:t>(Dyrlæger, Apotek og §39).</w:t>
+        <w:t xml:space="preserve">Integrationsanalyse og plan for verificeringsvinduer (Dyrlæger, Apotek og §39).</w:t>
       </w:r>
     </w:p>
     <w:p>
@@ -3639,33 +2840,7 @@
         </w:numPr>
       </w:pPr>
       <w:r>
-        <w:t xml:space="preserve">Drøftelse af </w:t>
-      </w:r>
-      <w:r>
-        <w:t xml:space="preserve">Leverandørens </w:t>
-      </w:r>
-      <w:r>
-        <w:t xml:space="preserve">bestillinger </w:t>
-      </w:r>
-      <w:r>
-        <w:t xml:space="preserve">til Kunden i relation </w:t>
-      </w:r>
-      <w:r>
-        <w:t xml:space="preserve">til etablering </w:t>
-      </w:r>
-      <w:r>
-        <w:t xml:space="preserve">af miljøer (brugertest, </w:t>
-      </w:r>
-      <w:proofErr w:type="spellStart"/>
-      <w:r>
-        <w:t>staging</w:t>
-      </w:r>
-      <w:proofErr w:type="spellEnd"/>
-      <w:r>
-        <w:t xml:space="preserve"> og produktion)</w:t>
-      </w:r>
-      <w:r>
-        <w:t>.</w:t>
+        <w:t xml:space="preserve">Drøftelse af Leverandørens bestillinger til Kunden i relation til etablering af miljøer (brugertest, staging og produktion).</w:t>
       </w:r>
     </w:p>
     <w:p>
@@ -3677,31 +2852,7 @@
         </w:numPr>
       </w:pPr>
       <w:r>
-        <w:t>A</w:t>
-      </w:r>
-      <w:r>
-        <w:t>nalyseforløb</w:t>
-      </w:r>
-      <w:r>
-        <w:t>,</w:t>
-      </w:r>
-      <w:r>
-        <w:t xml:space="preserve"> </w:t>
-      </w:r>
-      <w:r>
-        <w:t>der specificerer</w:t>
-      </w:r>
-      <w:r>
-        <w:t>,</w:t>
-      </w:r>
-      <w:r>
-        <w:t xml:space="preserve"> hvordan Leverandøren vil udvikle en stamdataind</w:t>
-      </w:r>
-      <w:r>
-        <w:t>læser</w:t>
-      </w:r>
-      <w:r>
-        <w:t>.</w:t>
+        <w:t xml:space="preserve">Analyseforløb, der specificerer, hvordan Leverandøren vil udvikle en stamdataindlæser.</w:t>
       </w:r>
     </w:p>
     <w:p>
@@ -3713,50 +2864,34 @@
         </w:numPr>
       </w:pPr>
       <w:r>
-        <w:t>Analyseforløb, der specificerer, hvordan Leverandøren vil udvikle en stamdataservices.</w:t>
-      </w:r>
-      <w:r>
-        <w:t xml:space="preserve"> </w:t>
-      </w:r>
-      <w:r>
-        <w:t xml:space="preserve"> </w:t>
+        <w:t xml:space="preserve">Analyseforløb, der specificerer, hvordan Leverandøren vil udvikle en stamdataservices.  </w:t>
       </w:r>
     </w:p>
     <w:p>
       <w:pPr>
         <w:pStyle w:val="Listeafsnit"/>
+        <w:numPr>
+          <w:ilvl w:val="0"/>
+          <w:numId w:val="45"/>
+        </w:numPr>
+        <w:rPr>
+          <w:ins w:id="1045" w:author="Claude" w:date="2026-09-29T12:00:00Z"/>
+        </w:rPr>
+      </w:pPr>
+      <w:ins w:id="1046" w:author="Claude" w:date="2026-09-29T12:00:00Z">
+        <w:r>
+          <w:t xml:space="preserve">Afklaring af, om Kunden udnytter Optionen på DVR online, jf. Kontraktens punkt 6.2.1, og i givet fald indarbejdelse af aktiviteterne vedrørende Optionen i tidsplanen.</w:t>
+        </w:r>
+      </w:ins>
+    </w:p>
+    <w:p>
+      <w:pPr>
+        <w:pStyle w:val="Listeafsnit"/>
       </w:pPr>
     </w:p>
     <w:p>
       <w:r>
-        <w:t>En nærmere beskrivelse af</w:t>
-      </w:r>
-      <w:r>
-        <w:t>,</w:t>
-      </w:r>
-      <w:r>
-        <w:t xml:space="preserve"> hvorledes </w:t>
-      </w:r>
-      <w:r>
-        <w:t>L</w:t>
-      </w:r>
-      <w:r>
-        <w:t>everandøren vil tilrettelægge afklaringsfasen</w:t>
-      </w:r>
-      <w:r>
-        <w:t>,</w:t>
-      </w:r>
-      <w:r>
-        <w:t xml:space="preserve"> fremgå</w:t>
-      </w:r>
-      <w:r>
-        <w:t>r</w:t>
-      </w:r>
-      <w:r>
-        <w:t xml:space="preserve"> af Appendiks A.</w:t>
-      </w:r>
-      <w:r>
-        <w:t xml:space="preserve"> </w:t>
+        <w:t xml:space="preserve">En nærmere beskrivelse af, hvorledes Leverandøren vil tilrettelægge afklaringsfasen, fremgår af Appendiks A. </w:t>
       </w:r>
     </w:p>
     <w:p/>
@@ -3777,46 +2912,7 @@
     <w:p/>
     <w:p>
       <w:r>
-        <w:t xml:space="preserve">Kundens driftsleverandør </w:t>
-      </w:r>
-      <w:r>
-        <w:t xml:space="preserve">har ansvaret for </w:t>
-      </w:r>
-      <w:r>
-        <w:t>etabler</w:t>
-      </w:r>
-      <w:r>
-        <w:t>ingen af</w:t>
-      </w:r>
-      <w:r>
-        <w:t xml:space="preserve"> alle tre </w:t>
-      </w:r>
-      <w:r>
-        <w:t>miljøer (brugertest</w:t>
-      </w:r>
-      <w:r>
-        <w:t>miljø</w:t>
-      </w:r>
-      <w:r>
-        <w:t xml:space="preserve">, </w:t>
-      </w:r>
-      <w:r>
-        <w:t xml:space="preserve">stagingmiljøet </w:t>
-      </w:r>
-      <w:r>
-        <w:t xml:space="preserve">og </w:t>
-      </w:r>
-      <w:r>
-        <w:t>produktionsmiljøet</w:t>
-      </w:r>
-      <w:r>
-        <w:t>, men med nødvendigt input fra Leverandørens bestillinger jf. Bilag 2</w:t>
-      </w:r>
-      <w:r>
-        <w:t>.</w:t>
-      </w:r>
-      <w:r>
-        <w:t xml:space="preserve"> </w:t>
+        <w:t xml:space="preserve">Kundens driftsleverandør har ansvaret for etableringen af alle tre miljøer (brugertestmiljø, stagingmiljøet og produktionsmiljøet, men med nødvendigt input fra Leverandørens bestillinger jf. Bilag 2. </w:t>
       </w:r>
     </w:p>
     <w:p/>
@@ -3838,13 +2934,7 @@
     <w:p/>
     <w:p>
       <w:r>
-        <w:t xml:space="preserve">Udviklingsfasen </w:t>
-      </w:r>
-      <w:r>
-        <w:t>s</w:t>
-      </w:r>
-      <w:r>
-        <w:t xml:space="preserve">kal </w:t>
+        <w:t xml:space="preserve">Udviklingsfasen skal </w:t>
       </w:r>
       <w:r>
         <w:rPr>
@@ -3854,13 +2944,7 @@
         <w:t>udover</w:t>
       </w:r>
       <w:r>
-        <w:t xml:space="preserve"> selve udviklingen </w:t>
-      </w:r>
-      <w:r>
-        <w:t>indeholde følgende aktiviteter</w:t>
-      </w:r>
-      <w:r>
-        <w:t xml:space="preserve">: </w:t>
+        <w:t xml:space="preserve"> selve udviklingen indeholde følgende aktiviteter: </w:t>
       </w:r>
     </w:p>
     <w:p/>
@@ -3873,33 +2957,7 @@
         </w:numPr>
       </w:pPr>
       <w:r>
-        <w:t xml:space="preserve">Konkret plan for </w:t>
-      </w:r>
-      <w:r>
-        <w:t>e</w:t>
-      </w:r>
-      <w:r>
-        <w:t xml:space="preserve">tablering af miljøer (brugertest, </w:t>
-      </w:r>
-      <w:proofErr w:type="spellStart"/>
-      <w:r>
-        <w:t>staging</w:t>
-      </w:r>
-      <w:proofErr w:type="spellEnd"/>
-      <w:r>
-        <w:t xml:space="preserve"> og produktion</w:t>
-      </w:r>
-      <w:r>
-        <w:t>)</w:t>
-      </w:r>
-      <w:r>
-        <w:t xml:space="preserve"> aftales mellem Parterne</w:t>
-      </w:r>
-      <w:r>
-        <w:t xml:space="preserve"> og Leverandøren udarbejder medfølgende installationsvejledning jf. Bilag 4</w:t>
-      </w:r>
-      <w:r>
-        <w:t>.</w:t>
+        <w:t xml:space="preserve">Konkret plan for etablering af miljøer (brugertest, staging og produktion) aftales mellem Parterne og Leverandøren udarbejder medfølgende installationsvejledning jf. Bilag 4.</w:t>
       </w:r>
     </w:p>
     <w:p>
@@ -3918,73 +2976,7 @@
         </w:numPr>
       </w:pPr>
       <w:r>
-        <w:t>Derefter</w:t>
-      </w:r>
-      <w:r>
-        <w:t xml:space="preserve"> </w:t>
-      </w:r>
-      <w:r>
-        <w:t xml:space="preserve">gennemføres </w:t>
-      </w:r>
-      <w:r>
-        <w:t>e</w:t>
-      </w:r>
-      <w:r>
-        <w:t>n</w:t>
-      </w:r>
-      <w:r>
-        <w:t xml:space="preserve"> initierende P</w:t>
-      </w:r>
-      <w:r>
-        <w:t>O</w:t>
-      </w:r>
-      <w:r>
-        <w:t>C hos Leverandøren med et smalt, time-</w:t>
-      </w:r>
-      <w:r>
-        <w:t>afgrænset</w:t>
-      </w:r>
-      <w:r>
-        <w:t xml:space="preserve"> scope til at validere arkitektur, domænemodel</w:t>
-      </w:r>
-      <w:r>
-        <w:t xml:space="preserve"> og </w:t>
-      </w:r>
-      <w:r>
-        <w:t>snitfladespecifikation (</w:t>
-      </w:r>
-      <w:proofErr w:type="spellStart"/>
-      <w:r>
-        <w:t>OpenAPI</w:t>
-      </w:r>
-      <w:proofErr w:type="spellEnd"/>
-      <w:r>
-        <w:t>/WSDL) ved brug af enkle stubs/</w:t>
-      </w:r>
-      <w:proofErr w:type="spellStart"/>
-      <w:r>
-        <w:t>mocks</w:t>
-      </w:r>
-      <w:proofErr w:type="spellEnd"/>
-      <w:r>
-        <w:t xml:space="preserve">. </w:t>
-      </w:r>
-      <w:proofErr w:type="spellStart"/>
-      <w:r>
-        <w:t>P</w:t>
-      </w:r>
-      <w:r>
-        <w:t>O</w:t>
-      </w:r>
-      <w:r>
-        <w:t>C’en</w:t>
-      </w:r>
-      <w:proofErr w:type="spellEnd"/>
-      <w:r>
-        <w:t xml:space="preserve"> er ikke en kontraktuel prøve</w:t>
-      </w:r>
-      <w:r>
-        <w:t>.</w:t>
+        <w:t xml:space="preserve">Derefter gennemføres en initierende POC hos Leverandøren med et smalt, time-afgrænset scope til at validere arkitektur, domænemodel og snitfladespecifikation (OpenAPI/WSDL) ved brug af enkle stubs/mocks. POC’en er ikke en kontraktuel prøve.</w:t>
       </w:r>
     </w:p>
     <w:p/>
@@ -3997,37 +2989,7 @@
         </w:numPr>
       </w:pPr>
       <w:r>
-        <w:t>Så</w:t>
-      </w:r>
-      <w:r>
-        <w:t xml:space="preserve"> etableres </w:t>
-      </w:r>
-      <w:r>
-        <w:t xml:space="preserve">de fornødne </w:t>
-      </w:r>
-      <w:r>
-        <w:t xml:space="preserve">forudsætninger for verifikationstestens gennemførelse </w:t>
-      </w:r>
-      <w:r>
-        <w:t>i Kundens brugertestmiljø (hos Kundens drifts</w:t>
-      </w:r>
-      <w:r>
-        <w:t>leverandør</w:t>
-      </w:r>
-      <w:r>
-        <w:t>) med kørende endpoints, anonymiserede testdata og udleverede testpakker</w:t>
-      </w:r>
-      <w:r>
-        <w:t>.</w:t>
-      </w:r>
-      <w:r>
-        <w:t xml:space="preserve"> </w:t>
-      </w:r>
-      <w:r>
-        <w:t>S</w:t>
-      </w:r>
-      <w:r>
-        <w:t xml:space="preserve">nitfladen versionsfryses forud for afprøvning. </w:t>
+        <w:t xml:space="preserve">Så etableres de fornødne forudsætninger for verifikationstestens gennemførelse i Kundens brugertestmiljø (hos Kundens driftsleverandør) med kørende endpoints, anonymiserede testdata og udleverede testpakker. Snitfladen versionsfryses forud for afprøvning. </w:t>
       </w:r>
     </w:p>
     <w:p/>
@@ -4040,52 +3002,7 @@
         </w:numPr>
       </w:pPr>
       <w:r>
-        <w:t>Herefter afvikles é</w:t>
-      </w:r>
-      <w:r>
-        <w:t xml:space="preserve">t </w:t>
-      </w:r>
-      <w:r>
-        <w:t>verificeringsvindue for eksterne anvendersystemer (dyrlæge-EPJ, apoteker</w:t>
-      </w:r>
-      <w:r>
-        <w:t>,</w:t>
-      </w:r>
-      <w:r>
-        <w:t xml:space="preserve"> </w:t>
-      </w:r>
-      <w:r>
-        <w:t>s</w:t>
-      </w:r>
-      <w:r>
-        <w:t>tamdatakilde/stamdataservice</w:t>
-      </w:r>
-      <w:r>
-        <w:t xml:space="preserve"> og </w:t>
-      </w:r>
-      <w:r>
-        <w:t>§39-aktører)</w:t>
-      </w:r>
-      <w:r>
-        <w:t>, hvor</w:t>
-      </w:r>
-      <w:r>
-        <w:t>i</w:t>
-      </w:r>
-      <w:r>
-        <w:t xml:space="preserve"> der afvikles en verifikationstest</w:t>
-      </w:r>
-      <w:r>
-        <w:t>,</w:t>
-      </w:r>
-      <w:r>
-        <w:t xml:space="preserve"> jf. bilag 14</w:t>
-      </w:r>
-      <w:r>
-        <w:t>.</w:t>
-      </w:r>
-      <w:r>
-        <w:t xml:space="preserve"> </w:t>
+        <w:t xml:space="preserve">Herefter afvikles ét verificeringsvindue for eksterne anvendersystemer (dyrlæge-EPJ, apoteker, stamdatakilde/stamdataservice og §39-aktører), hvori der afvikles en verifikationstest, jf. bilag 14. </w:t>
       </w:r>
     </w:p>
     <w:p/>
@@ -4095,14 +3012,7 @@
           <w:b/>
           <w:bCs/>
         </w:rPr>
-        <w:t xml:space="preserve">I </w:t>
-      </w:r>
-      <w:r>
-        <w:rPr>
-          <w:b/>
-          <w:bCs/>
-        </w:rPr>
-        <w:t>anden del af udviklingsfasen</w:t>
+        <w:t xml:space="preserve">I anden del af udviklingsfasen</w:t>
       </w:r>
       <w:r>
         <w:t xml:space="preserve"> fortsætter Leverandøren det egentlige udviklingsarbejde frem mod en fuldt udviklet, konfigureret, dokumenteret og testbar Løsning. Denne del omfatter færdiggørelse af funktionalitet, integrationer, tekniske komponenter, dokumentation, releasepakker og øvrige leverancer, der er nødvendige for, at Løsningen kan gennemgå de formelle prøver.</w:t>
@@ -4234,14 +3144,7 @@
                 <w:b/>
                 <w:bCs/>
               </w:rPr>
-              <w:t>Afklaringsfasen</w:t>
-            </w:r>
-            <w:r>
-              <w:rPr>
-                <w:b/>
-                <w:bCs/>
-              </w:rPr>
-              <w:t xml:space="preserve"> igangsættes</w:t>
+              <w:t xml:space="preserve">Afklaringsfasen igangsættes</w:t>
             </w:r>
           </w:p>
         </w:tc>
@@ -4287,21 +3190,7 @@
                 <w:b/>
                 <w:bCs/>
               </w:rPr>
-              <w:t>Afklaringsfasen</w:t>
-            </w:r>
-            <w:r>
-              <w:rPr>
-                <w:b/>
-                <w:bCs/>
-              </w:rPr>
-              <w:t xml:space="preserve"> godkendes</w:t>
-            </w:r>
-            <w:r>
-              <w:rPr>
-                <w:b/>
-                <w:bCs/>
-              </w:rPr>
-              <w:t xml:space="preserve"> </w:t>
+              <w:t xml:space="preserve">Afklaringsfasen godkendes </w:t>
             </w:r>
           </w:p>
         </w:tc>
@@ -4345,35 +3234,7 @@
                 <w:bCs/>
               </w:rPr>
               <w:lastRenderedPageBreak/>
-              <w:t>P</w:t>
-            </w:r>
-            <w:r>
-              <w:rPr>
-                <w:b/>
-                <w:bCs/>
-              </w:rPr>
-              <w:t>O</w:t>
-            </w:r>
-            <w:r>
-              <w:rPr>
-                <w:b/>
-                <w:bCs/>
-              </w:rPr>
-              <w:t>C</w:t>
-            </w:r>
-            <w:r>
-              <w:rPr>
-                <w:b/>
-                <w:bCs/>
-              </w:rPr>
-              <w:t xml:space="preserve"> </w:t>
-            </w:r>
-            <w:r>
-              <w:rPr>
-                <w:b/>
-                <w:bCs/>
-              </w:rPr>
-              <w:t>gennemført</w:t>
+              <w:t xml:space="preserve">POC gennemført</w:t>
             </w:r>
           </w:p>
         </w:tc>
@@ -4414,27 +3275,14 @@
               <w:rPr>
                 <w:b/>
               </w:rPr>
-              <w:t>V</w:t>
-            </w:r>
-            <w:r>
-              <w:rPr>
-                <w:b/>
-              </w:rPr>
-              <w:t xml:space="preserve">erificeringsvindue </w:t>
+              <w:t xml:space="preserve">Verificeringsvindue </w:t>
             </w:r>
             <w:r>
               <w:rPr>
                 <w:b/>
                 <w:bCs/>
               </w:rPr>
-              <w:t>ig</w:t>
-            </w:r>
-            <w:r>
-              <w:rPr>
-                <w:b/>
-                <w:bCs/>
-              </w:rPr>
-              <w:t>angsættes</w:t>
+              <w:t>igangsættes</w:t>
             </w:r>
           </w:p>
         </w:tc>
@@ -4475,13 +3323,7 @@
               <w:rPr>
                 <w:b/>
               </w:rPr>
-              <w:t>Verificeringsvindue</w:t>
-            </w:r>
-            <w:r>
-              <w:rPr>
-                <w:b/>
-              </w:rPr>
-              <w:t xml:space="preserve"> afsluttes</w:t>
+              <w:t xml:space="preserve">Verificeringsvindue afsluttes</w:t>
             </w:r>
             <w:r>
               <w:rPr>
@@ -4623,13 +3465,7 @@
     <w:p/>
     <w:p>
       <w:r>
-        <w:t xml:space="preserve">Ændring af hovedtidsplanen kan kun ske i overensstemmelse med Kontraktens punkt </w:t>
-      </w:r>
-      <w:r>
-        <w:t>7</w:t>
-      </w:r>
-      <w:r>
-        <w:t xml:space="preserve"> og bilag 9.</w:t>
+        <w:t xml:space="preserve">Ændring af hovedtidsplanen kan kun ske i overensstemmelse med Kontraktens punkt 7 og bilag 9.</w:t>
       </w:r>
     </w:p>
     <w:p/>
@@ -4654,102 +3490,32 @@
     <w:p/>
     <w:p>
       <w:r>
-        <w:t xml:space="preserve">Leverandøren er i hele forløbet for </w:t>
-      </w:r>
-      <w:r>
-        <w:t>udviklingen</w:t>
-      </w:r>
-      <w:r>
-        <w:t xml:space="preserve"> af Leverancen forpligtet til løbende at opdatere den detaljerede tids- og aktivitetsplan i Appendiks C, således at den detaljerede tids- og aktivitetsplan afspejler projektforløbet fremadrettet.</w:t>
-      </w:r>
-      <w:r>
-        <w:t xml:space="preserve"> </w:t>
+        <w:t xml:space="preserve">Leverandøren er i hele forløbet for udviklingen af Leverancen forpligtet til løbende at opdatere den detaljerede tids- og aktivitetsplan i Appendiks C, således at den detaljerede tids- og aktivitetsplan afspejler projektforløbet fremadrettet. </w:t>
       </w:r>
     </w:p>
     <w:p/>
     <w:p>
       <w:r>
-        <w:t xml:space="preserve">Opdateringer af den detaljerede tidsplan </w:t>
-      </w:r>
-      <w:r>
-        <w:t>udgør ikke</w:t>
-      </w:r>
-      <w:r>
-        <w:t xml:space="preserve"> en ændring, men alle opdateringer skal godkendes af Kundens projektleder, jf. </w:t>
-      </w:r>
-      <w:r>
-        <w:t>bilag 10.</w:t>
+        <w:t xml:space="preserve">Opdateringer af den detaljerede tidsplan udgør ikke en ændring, men alle opdateringer skal godkendes af Kundens projektleder, jf. bilag 10.</w:t>
       </w:r>
     </w:p>
     <w:p/>
     <w:p>
       <w:r>
-        <w:t xml:space="preserve">Opdateringer af den detaljerede tids- og aktivitetsplan kan ikke ændre på hovedtidsplanen, jf. </w:t>
-      </w:r>
-      <w:r>
-        <w:t xml:space="preserve">punkt </w:t>
-      </w:r>
-      <w:r>
+        <w:t xml:space="preserve">Opdateringer af den detaljerede tids- og aktivitetsplan kan ikke ændre på hovedtidsplanen, jf. punkt </w:t>
         <w:fldChar w:fldCharType="begin"/>
-      </w:r>
-      <w:r>
         <w:instrText xml:space="preserve"> REF _Ref119667060 \r \h </w:instrText>
-      </w:r>
-      <w:r>
         <w:instrText xml:space="preserve"> \* MERGEFORMAT </w:instrText>
-      </w:r>
-      <w:r>
         <w:fldChar w:fldCharType="separate"/>
-      </w:r>
-      <w:r>
         <w:t>3</w:t>
-      </w:r>
-      <w:r>
         <w:fldChar w:fldCharType="end"/>
-      </w:r>
-      <w:r>
-        <w:t>.</w:t>
-      </w:r>
-      <w:r>
-        <w:t xml:space="preserve"> </w:t>
-      </w:r>
-      <w:r>
-        <w:t>Såfremt opdateringer til den detaljerede tids</w:t>
-      </w:r>
-      <w:r>
-        <w:t>- og aktivitets</w:t>
-      </w:r>
-      <w:r>
-        <w:t>plan kræver opdateringer af hovedtidsplanen</w:t>
-      </w:r>
-      <w:r>
-        <w:t>,</w:t>
-      </w:r>
-      <w:r>
-        <w:t xml:space="preserve"> betragtes dette som en </w:t>
-      </w:r>
-      <w:r>
-        <w:t xml:space="preserve">ændring, jf. punkt </w:t>
-      </w:r>
-      <w:r>
+        <w:t xml:space="preserve">. Såfremt opdateringer til den detaljerede tids- og aktivitetsplan kræver opdateringer af hovedtidsplanen, betragtes dette som en ændring, jf. punkt </w:t>
         <w:fldChar w:fldCharType="begin"/>
-      </w:r>
-      <w:r>
         <w:instrText xml:space="preserve"> REF _Ref119667060 \r \h </w:instrText>
-      </w:r>
-      <w:r>
         <w:instrText xml:space="preserve"> \* MERGEFORMAT </w:instrText>
-      </w:r>
-      <w:r>
         <w:fldChar w:fldCharType="separate"/>
-      </w:r>
-      <w:r>
         <w:t>3</w:t>
-      </w:r>
-      <w:r>
         <w:fldChar w:fldCharType="end"/>
-      </w:r>
-      <w:r>
         <w:t xml:space="preserve"> ovenfor.</w:t>
       </w:r>
     </w:p>
@@ -4773,49 +3539,19 @@
     </w:p>
     <w:p>
       <w:r>
-        <w:t>I det omfang, at Leverandøren har særlige tidsmæssige krav til Kundens deltagelse</w:t>
-      </w:r>
-      <w:r>
-        <w:t>,</w:t>
-      </w:r>
-      <w:r>
-        <w:t xml:space="preserve"> er dette beskrevet i </w:t>
-      </w:r>
-      <w:r>
-        <w:t>bilag 11</w:t>
-      </w:r>
-      <w:r>
-        <w:t>.</w:t>
+        <w:t xml:space="preserve">I det omfang, at Leverandøren har særlige tidsmæssige krav til Kundens deltagelse, er dette beskrevet i bilag 11.</w:t>
       </w:r>
     </w:p>
     <w:p/>
     <w:p>
       <w:r>
-        <w:t xml:space="preserve">I forbindelse med </w:t>
-      </w:r>
-      <w:r>
-        <w:t>udviklingen</w:t>
-      </w:r>
-      <w:r>
-        <w:t xml:space="preserve"> samt i relation til Selvstændige Opgaver og levering af Løbende Ydelser, kan der ikke forventes deltagelse fra Kunden i forbindelse med Kundens sædvanlige ferieperioder. Kundens deltagelse i sædvanlige ferieperioder kan alene ske efter Kundens forudgående accept. </w:t>
+        <w:t xml:space="preserve">I forbindelse med udviklingen samt i relation til Selvstændige Opgaver og levering af Løbende Ydelser, kan der ikke forventes deltagelse fra Kunden i forbindelse med Kundens sædvanlige ferieperioder. Kundens deltagelse i sædvanlige ferieperioder kan alene ske efter Kundens forudgående accept. </w:t>
       </w:r>
     </w:p>
     <w:p/>
     <w:p>
       <w:r>
-        <w:t>Kundens sædvanlige ferie</w:t>
-      </w:r>
-      <w:r>
-        <w:t>-</w:t>
-      </w:r>
-      <w:r>
-        <w:t xml:space="preserve"> </w:t>
-      </w:r>
-      <w:r>
-        <w:t xml:space="preserve">og spidsbelastningsperioder </w:t>
-      </w:r>
-      <w:r>
-        <w:t>udgør i udgangspunktet følgende:</w:t>
+        <w:t xml:space="preserve">Kundens sædvanlige ferie- og spidsbelastningsperioder udgør i udgangspunktet følgende:</w:t>
       </w:r>
     </w:p>
     <w:p/>
@@ -4830,13 +3566,7 @@
         <w:jc w:val="both"/>
       </w:pPr>
       <w:r>
-        <w:t>1. ju</w:t>
-      </w:r>
-      <w:r>
-        <w:t>l</w:t>
-      </w:r>
-      <w:r>
-        <w:t>i til og med første uge af august</w:t>
+        <w:t>1. juli til og med første uge af august</w:t>
       </w:r>
     </w:p>
     <w:p>
@@ -4892,19 +3622,7 @@
         <w:jc w:val="both"/>
       </w:pPr>
       <w:r>
-        <w:t>Sidste halvdel af d</w:t>
-      </w:r>
-      <w:r>
-        <w:t xml:space="preserve">ecember måned er en </w:t>
-      </w:r>
-      <w:r>
-        <w:t>spids</w:t>
-      </w:r>
-      <w:r>
-        <w:t>belastet måned</w:t>
-      </w:r>
-      <w:r>
-        <w:t xml:space="preserve"> og ikke egnet til intensive projektaktiviteter</w:t>
+        <w:t xml:space="preserve">Sidste halvdel af december måned er en spidsbelastet måned og ikke egnet til intensive projektaktiviteter</w:t>
       </w:r>
     </w:p>
     <w:p>
@@ -4918,13 +3636,7 @@
         <w:jc w:val="both"/>
       </w:pPr>
       <w:r>
-        <w:t xml:space="preserve">Juleugen (fra den 24. december til og med </w:t>
-      </w:r>
-      <w:r>
-        <w:t>4</w:t>
-      </w:r>
-      <w:r>
-        <w:t>. januar)</w:t>
+        <w:t xml:space="preserve">Juleugen (fra den 24. december til og med 4. januar)</w:t>
       </w:r>
     </w:p>
     <w:p>
@@ -4934,19 +3646,7 @@
       <w:bookmarkStart w:id="42" w:name="_Toc232685592"/>
       <w:r>
         <w:lastRenderedPageBreak/>
-        <w:t xml:space="preserve">Appendiks </w:t>
-      </w:r>
-      <w:r>
-        <w:t>A</w:t>
-      </w:r>
-      <w:r>
-        <w:t xml:space="preserve"> – </w:t>
-      </w:r>
-      <w:r>
-        <w:t>A</w:t>
-      </w:r>
-      <w:r>
-        <w:t>ktiviteter i afklaringsfasen</w:t>
+        <w:t xml:space="preserve">Appendiks A – Aktiviteter i afklaringsfasen</w:t>
       </w:r>
       <w:bookmarkEnd w:id="42"/>
     </w:p>
@@ -4961,35 +3661,7 @@
           <w:i/>
           <w:highlight w:val="yellow"/>
         </w:rPr>
-        <w:t xml:space="preserve">[Tilbudsgiver bedes beskrive de aktiviteter, som Kunden har fastlagt som en del af afklaringsfasen. Herudover bedes tilbudsgiver særskilt beskrive yderligere aktiviteter, som </w:t>
-      </w:r>
-      <w:r>
-        <w:rPr>
-          <w:i/>
-          <w:highlight w:val="yellow"/>
-        </w:rPr>
-        <w:t>tilbudsgiver</w:t>
-      </w:r>
-      <w:r>
-        <w:rPr>
-          <w:i/>
-          <w:highlight w:val="yellow"/>
-        </w:rPr>
-        <w:t xml:space="preserve"> vurdere</w:t>
-      </w:r>
-      <w:r>
-        <w:rPr>
-          <w:i/>
-          <w:highlight w:val="yellow"/>
-        </w:rPr>
-        <w:t>r</w:t>
-      </w:r>
-      <w:r>
-        <w:rPr>
-          <w:i/>
-          <w:highlight w:val="yellow"/>
-        </w:rPr>
-        <w:t xml:space="preserve"> hensigtsmæssigt at gennemføre.]</w:t>
+        <w:t xml:space="preserve">[Tilbudsgiver bedes beskrive de aktiviteter, som Kunden har fastlagt som en del af afklaringsfasen. Herudover bedes tilbudsgiver særskilt beskrive yderligere aktiviteter, som tilbudsgiver vurderer hensigtsmæssigt at gennemføre.]</w:t>
       </w:r>
       <w:r>
         <w:rPr>
@@ -5010,16 +3682,7 @@
       <w:bookmarkStart w:id="43" w:name="_Toc232685593"/>
       <w:r>
         <w:lastRenderedPageBreak/>
-        <w:t xml:space="preserve">Appendiks B – </w:t>
-      </w:r>
-      <w:r>
-        <w:t>A</w:t>
-      </w:r>
-      <w:r>
-        <w:t xml:space="preserve">ktiviteter i </w:t>
-      </w:r>
-      <w:r>
-        <w:t>udviklingsfasen</w:t>
+        <w:t xml:space="preserve">Appendiks B – Aktiviteter i udviklingsfasen</w:t>
       </w:r>
       <w:bookmarkEnd w:id="43"/>
     </w:p>
@@ -5035,63 +3698,7 @@
           <w:i/>
           <w:highlight w:val="yellow"/>
         </w:rPr>
-        <w:t>[</w:t>
-      </w:r>
-      <w:r>
-        <w:rPr>
-          <w:i/>
-          <w:highlight w:val="yellow"/>
-        </w:rPr>
-        <w:t xml:space="preserve">Tilbudsgiver bedes beskrive de aktiviteter, </w:t>
-      </w:r>
-      <w:r>
-        <w:rPr>
-          <w:i/>
-          <w:highlight w:val="yellow"/>
-        </w:rPr>
-        <w:t xml:space="preserve">tilbudsgiver planlægger </w:t>
-      </w:r>
-      <w:r>
-        <w:rPr>
-          <w:i/>
-          <w:highlight w:val="yellow"/>
-        </w:rPr>
-        <w:t xml:space="preserve">der skal gennemføres i udviklingsfasen. Beskrivelserne skal hænge sammen med indholdet i </w:t>
-      </w:r>
-      <w:r>
-        <w:rPr>
-          <w:i/>
-          <w:highlight w:val="yellow"/>
-        </w:rPr>
-        <w:t xml:space="preserve">den detaljerede </w:t>
-      </w:r>
-      <w:r>
-        <w:rPr>
-          <w:i/>
-          <w:highlight w:val="yellow"/>
-        </w:rPr>
-        <w:t>tids</w:t>
-      </w:r>
-      <w:r>
-        <w:rPr>
-          <w:i/>
-          <w:highlight w:val="yellow"/>
-        </w:rPr>
-        <w:t>- og aktivitets</w:t>
-      </w:r>
-      <w:r>
-        <w:rPr>
-          <w:i/>
-          <w:highlight w:val="yellow"/>
-        </w:rPr>
-        <w:t>planen i bilag C.</w:t>
-      </w:r>
-      <w:r>
-        <w:rPr>
-          <w:i/>
-          <w:highlight w:val="yellow"/>
-        </w:rPr>
-        <w:t>]</w:t>
+        <w:t xml:space="preserve">[Tilbudsgiver bedes beskrive de aktiviteter, tilbudsgiver planlægger der skal gennemføres i udviklingsfasen. Beskrivelserne skal hænge sammen med indholdet i den detaljerede tids- og aktivitetsplanen i bilag C.]</w:t>
       </w:r>
     </w:p>
     <w:p>
@@ -5125,21 +3732,71 @@
           <w:i/>
           <w:highlight w:val="yellow"/>
         </w:rPr>
-        <w:t xml:space="preserve">[Tilbudsgiver </w:t>
+        <w:t xml:space="preserve">[Tilbudsgiver skal udarbejde et oplæg til en detaljeret tids- og aktivitetsplan for projektforløbet frem til godkendt driftsprøve for Leverancen. </w:t>
       </w:r>
+    </w:p>
+    <w:p>
+      <w:pPr>
+        <w:rPr>
+          <w:i/>
+          <w:highlight w:val="yellow"/>
+        </w:rPr>
+      </w:pPr>
+    </w:p>
+    <w:p>
+      <w:pPr>
+        <w:rPr>
+          <w:i/>
+          <w:highlight w:val="yellow"/>
+        </w:rPr>
+      </w:pPr>
       <w:r>
         <w:rPr>
           <w:i/>
           <w:highlight w:val="yellow"/>
         </w:rPr>
-        <w:t>skal udarbejde</w:t>
+        <w:t xml:space="preserve">Den detaljerede tids- og aktivitetsplan skal indeholde alle væsentlige aktiviteter, der kan understøtte et hensigtsmæssigt leveranceforløb i overensstemmelse med Kontraktens bestemmelser. </w:t>
       </w:r>
+    </w:p>
+    <w:p>
+      <w:pPr>
+        <w:rPr>
+          <w:ins w:id="1047" w:author="Claude" w:date="2026-09-29T12:00:00Z"/>
+          <w:i/>
+          <w:highlight w:val="yellow"/>
+        </w:rPr>
+      </w:pPr>
+      <w:ins w:id="1048" w:author="Claude" w:date="2026-09-29T12:00:00Z">
+        <w:r>
+          <w:rPr>
+            <w:i/>
+            <w:highlight w:val="yellow"/>
+          </w:rPr>
+          <w:t xml:space="preserve">Aktiviteter vedrørende Optionen på DVR online skal indgå i planen, uanset om Kunden udnytter Optionen.</w:t>
+        </w:r>
+      </w:ins>
+    </w:p>
+    <w:p>
+      <w:pPr>
+        <w:rPr>
+          <w:i/>
+          <w:highlight w:val="yellow"/>
+        </w:rPr>
+      </w:pPr>
+    </w:p>
+    <w:p>
+      <w:pPr>
+        <w:rPr>
+          <w:i/>
+          <w:highlight w:val="yellow"/>
+        </w:rPr>
+      </w:pPr>
       <w:r>
         <w:rPr>
           <w:i/>
           <w:highlight w:val="yellow"/>
         </w:rPr>
-        <w:t xml:space="preserve"> et oplæg til en detaljeret tids- og aktivitetsplan for projektforløbet frem til godkendt driftsprøve for Leverancen. </w:t>
+        <w:t xml:space="preserve">I overensstemmelse med Kontraktens bestemmelser udbygges og opdateres den detaljerede tids- og aktivitetsplan løbende i kontraktforløbet. </w:t>
       </w:r>
     </w:p>
     <w:p>
@@ -5162,289 +3819,75 @@
           <w:i/>
           <w:highlight w:val="yellow"/>
         </w:rPr>
-        <w:t>Den detaljerede t</w:t>
+        <w:t xml:space="preserve">Den detaljerede tids- og aktivitetsplan skal nøje beskrive de relevante tidsmæssige angivelser af, hvornår Kunden skal stille sit it-miljø til rådighed for Leverandøren. </w:t>
       </w:r>
+    </w:p>
+    <w:p>
+      <w:pPr>
+        <w:rPr>
+          <w:i/>
+          <w:highlight w:val="yellow"/>
+        </w:rPr>
+      </w:pPr>
+    </w:p>
+    <w:p>
+      <w:pPr>
+        <w:rPr>
+          <w:i/>
+          <w:highlight w:val="yellow"/>
+        </w:rPr>
+      </w:pPr>
       <w:r>
         <w:rPr>
           <w:i/>
           <w:highlight w:val="yellow"/>
         </w:rPr>
-        <w:t>ids</w:t>
+        <w:t xml:space="preserve">Den detaljerede tids- og aktivitetsplan skal fremhæve/markere aktiviteter, der er særligt kritiske for projektforløbets fremdrift. </w:t>
       </w:r>
+    </w:p>
+    <w:p>
+      <w:pPr>
+        <w:rPr>
+          <w:i/>
+          <w:highlight w:val="yellow"/>
+        </w:rPr>
+      </w:pPr>
+    </w:p>
+    <w:p>
+      <w:pPr>
+        <w:rPr>
+          <w:i/>
+          <w:highlight w:val="yellow"/>
+        </w:rPr>
+      </w:pPr>
       <w:r>
         <w:rPr>
           <w:i/>
           <w:highlight w:val="yellow"/>
         </w:rPr>
-        <w:t>- og aktivitets</w:t>
+        <w:t xml:space="preserve">Den detaljerede tids- og aktivitetsplan skal ligeledes vise ansvarsfordelingen mellem Leverandøren og Kunden i forhold til de anførte aktiviteter samt evt. særlige tidsmæssige frister knyttet til Kundens deltagelse. </w:t>
       </w:r>
+    </w:p>
+    <w:p>
+      <w:pPr>
+        <w:rPr>
+          <w:i/>
+          <w:highlight w:val="yellow"/>
+        </w:rPr>
+      </w:pPr>
+    </w:p>
+    <w:p>
+      <w:pPr>
+        <w:rPr>
+          <w:i/>
+        </w:rPr>
+      </w:pPr>
       <w:r>
         <w:rPr>
           <w:i/>
           <w:highlight w:val="yellow"/>
         </w:rPr>
-        <w:t xml:space="preserve">plan </w:t>
-      </w:r>
-      <w:r>
-        <w:rPr>
-          <w:i/>
-          <w:highlight w:val="yellow"/>
-        </w:rPr>
-        <w:t>skal</w:t>
-      </w:r>
-      <w:r>
-        <w:rPr>
-          <w:i/>
-          <w:highlight w:val="yellow"/>
-        </w:rPr>
-        <w:t xml:space="preserve"> indeholde alle væsentlige aktiviteter, der kan understøtte et hensigtsmæssigt leveranceforløb i overensstemmelse med </w:t>
-      </w:r>
-      <w:r>
-        <w:rPr>
-          <w:i/>
-          <w:highlight w:val="yellow"/>
-        </w:rPr>
-        <w:t>K</w:t>
-      </w:r>
-      <w:r>
-        <w:rPr>
-          <w:i/>
-          <w:highlight w:val="yellow"/>
-        </w:rPr>
-        <w:t xml:space="preserve">ontraktens bestemmelser. </w:t>
-      </w:r>
-    </w:p>
-    <w:p>
-      <w:pPr>
-        <w:rPr>
-          <w:i/>
-          <w:highlight w:val="yellow"/>
-        </w:rPr>
-      </w:pPr>
-    </w:p>
-    <w:p>
-      <w:pPr>
-        <w:rPr>
-          <w:i/>
-          <w:highlight w:val="yellow"/>
-        </w:rPr>
-      </w:pPr>
-      <w:r>
-        <w:rPr>
-          <w:i/>
-          <w:highlight w:val="yellow"/>
-        </w:rPr>
-        <w:t xml:space="preserve">I overensstemmelse med </w:t>
-      </w:r>
-      <w:r>
-        <w:rPr>
-          <w:i/>
-          <w:highlight w:val="yellow"/>
-        </w:rPr>
-        <w:t>K</w:t>
-      </w:r>
-      <w:r>
-        <w:rPr>
-          <w:i/>
-          <w:highlight w:val="yellow"/>
-        </w:rPr>
-        <w:t xml:space="preserve">ontraktens bestemmelser udbygges og opdateres den detaljerede tids- og aktivitetsplan løbende i kontraktforløbet. </w:t>
-      </w:r>
-    </w:p>
-    <w:p>
-      <w:pPr>
-        <w:rPr>
-          <w:i/>
-          <w:highlight w:val="yellow"/>
-        </w:rPr>
-      </w:pPr>
-    </w:p>
-    <w:p>
-      <w:pPr>
-        <w:rPr>
-          <w:i/>
-          <w:highlight w:val="yellow"/>
-        </w:rPr>
-      </w:pPr>
-      <w:r>
-        <w:rPr>
-          <w:i/>
-          <w:highlight w:val="yellow"/>
-        </w:rPr>
-        <w:t>Den detaljerede tids</w:t>
-      </w:r>
-      <w:r>
-        <w:rPr>
-          <w:i/>
-          <w:highlight w:val="yellow"/>
-        </w:rPr>
-        <w:t>- og aktivitets</w:t>
-      </w:r>
-      <w:r>
-        <w:rPr>
-          <w:i/>
-          <w:highlight w:val="yellow"/>
-        </w:rPr>
-        <w:t xml:space="preserve">plan </w:t>
-      </w:r>
-      <w:r>
-        <w:rPr>
-          <w:i/>
-          <w:highlight w:val="yellow"/>
-        </w:rPr>
-        <w:t>skal</w:t>
-      </w:r>
-      <w:r>
-        <w:rPr>
-          <w:i/>
-          <w:highlight w:val="yellow"/>
-        </w:rPr>
-        <w:t xml:space="preserve"> nøje beskrive de relevante tidsmæssige angivelser af, hvornår Kunden skal stille sit it-miljø til rådighed for Leverandøren. </w:t>
-      </w:r>
-    </w:p>
-    <w:p>
-      <w:pPr>
-        <w:rPr>
-          <w:i/>
-          <w:highlight w:val="yellow"/>
-        </w:rPr>
-      </w:pPr>
-    </w:p>
-    <w:p>
-      <w:pPr>
-        <w:rPr>
-          <w:i/>
-          <w:highlight w:val="yellow"/>
-        </w:rPr>
-      </w:pPr>
-      <w:r>
-        <w:rPr>
-          <w:i/>
-          <w:highlight w:val="yellow"/>
-        </w:rPr>
-        <w:t>Den detaljerede tids</w:t>
-      </w:r>
-      <w:r>
-        <w:rPr>
-          <w:i/>
-          <w:highlight w:val="yellow"/>
-        </w:rPr>
-        <w:t>- og aktivitets</w:t>
-      </w:r>
-      <w:r>
-        <w:rPr>
-          <w:i/>
-          <w:highlight w:val="yellow"/>
-        </w:rPr>
-        <w:t xml:space="preserve">plan </w:t>
-      </w:r>
-      <w:r>
-        <w:rPr>
-          <w:i/>
-          <w:highlight w:val="yellow"/>
-        </w:rPr>
-        <w:t>skal</w:t>
-      </w:r>
-      <w:r>
-        <w:rPr>
-          <w:i/>
-          <w:highlight w:val="yellow"/>
-        </w:rPr>
-        <w:t xml:space="preserve"> fremhæve/markere aktiviteter, der er særligt kritiske for projektforløbets fremdrift. </w:t>
-      </w:r>
-    </w:p>
-    <w:p>
-      <w:pPr>
-        <w:rPr>
-          <w:i/>
-          <w:highlight w:val="yellow"/>
-        </w:rPr>
-      </w:pPr>
-    </w:p>
-    <w:p>
-      <w:pPr>
-        <w:rPr>
-          <w:i/>
-          <w:highlight w:val="yellow"/>
-        </w:rPr>
-      </w:pPr>
-      <w:r>
-        <w:rPr>
-          <w:i/>
-          <w:highlight w:val="yellow"/>
-        </w:rPr>
-        <w:t>Den detaljerede tids</w:t>
-      </w:r>
-      <w:r>
-        <w:rPr>
-          <w:i/>
-          <w:highlight w:val="yellow"/>
-        </w:rPr>
-        <w:t>- og aktivitets</w:t>
-      </w:r>
-      <w:r>
-        <w:rPr>
-          <w:i/>
-          <w:highlight w:val="yellow"/>
-        </w:rPr>
-        <w:t xml:space="preserve">plan </w:t>
-      </w:r>
-      <w:r>
-        <w:rPr>
-          <w:i/>
-          <w:highlight w:val="yellow"/>
-        </w:rPr>
-        <w:t>skal</w:t>
-      </w:r>
-      <w:r>
-        <w:rPr>
-          <w:i/>
-          <w:highlight w:val="yellow"/>
-        </w:rPr>
-        <w:t xml:space="preserve"> ligeledes vise ansvarsfordelingen mellem Leverandøren og Kunden i forhold til de anførte aktiviteter samt evt. særlige tidsmæssige frister knyttet til Kundens deltagelse. </w:t>
-      </w:r>
-    </w:p>
-    <w:p>
-      <w:pPr>
-        <w:rPr>
-          <w:i/>
-          <w:highlight w:val="yellow"/>
-        </w:rPr>
-      </w:pPr>
-    </w:p>
-    <w:p>
-      <w:pPr>
-        <w:rPr>
-          <w:i/>
-        </w:rPr>
-      </w:pPr>
-      <w:r>
-        <w:rPr>
-          <w:i/>
-          <w:highlight w:val="yellow"/>
-        </w:rPr>
-        <w:t xml:space="preserve">Endeligt </w:t>
-      </w:r>
-      <w:r>
-        <w:rPr>
-          <w:i/>
-          <w:highlight w:val="yellow"/>
-        </w:rPr>
-        <w:t xml:space="preserve">bør </w:t>
-      </w:r>
-      <w:r>
-        <w:rPr>
-          <w:i/>
-          <w:highlight w:val="yellow"/>
-        </w:rPr>
-        <w:t>tidsplanen vise eventuelle eksterne afhængigheder og forudsætninger</w:t>
-      </w:r>
-      <w:r>
-        <w:rPr>
-          <w:i/>
-          <w:highlight w:val="yellow"/>
-        </w:rPr>
-        <w:t>.]</w:t>
+        <w:t xml:space="preserve">Endeligt bør tidsplanen vise eventuelle eksterne afhængigheder og forudsætninger.]</w:t>
       </w:r>
     </w:p>
     <w:p/>

--- a/Stjernekort/testdata/dvr/06. Bilag 01_Tidsplan.docx
+++ b/Stjernekort/testdata/dvr/06. Bilag 01_Tidsplan.docx
@@ -2880,7 +2880,7 @@
       </w:pPr>
       <w:ins w:id="1046" w:author="Claude" w:date="2026-09-29T12:00:00Z">
         <w:r>
-          <w:t xml:space="preserve">Afklaring af, om Kunden udnytter Optionen på DVR online, jf. Kontraktens punkt 6.2.1, og i givet fald indarbejdelse af aktiviteterne vedrørende Optionen i tidsplanen.</w:t>
+          <w:t xml:space="preserve">Afklaring af, om Kunden udnytter Optionen på DVR online, jf. Kontraktens punkt 6.2, og i givet fald indarbejdelse af aktiviteterne vedrørende Optionen i tidsplanen.</w:t>
         </w:r>
       </w:ins>
     </w:p>
